--- a/.docu/Algoritmes per trobar una ruta òptima/Dijkstra.docx
+++ b/.docu/Algoritmes per trobar una ruta òptima/Dijkstra.docx
@@ -6,165 +6,1131 @@
       <w:pPr>
         <w:rPr>
           <w:rFonts w:ascii="Arial" w:hAnsi="Arial" w:cs="Arial"/>
-        </w:rPr>
-      </w:pPr>
-      <w:r>
-        <w:rPr>
-          <w:rFonts w:ascii="Arial" w:hAnsi="Arial" w:cs="Arial"/>
-        </w:rPr>
-        <w:t>OLD:</w:t>
-      </w:r>
-    </w:p>
-    <w:p>
-      <w:pPr>
-        <w:rPr>
-          <w:rFonts w:ascii="Arial" w:hAnsi="Arial" w:cs="Arial"/>
-        </w:rPr>
-      </w:pPr>
-      <w:r>
-        <w:rPr>
-          <w:rFonts w:ascii="Arial" w:hAnsi="Arial" w:cs="Arial"/>
-        </w:rPr>
-        <w:t>About cut and extra step</w:t>
-      </w:r>
-    </w:p>
-    <w:p>
-      <w:pPr>
-        <w:rPr>
-          <w:rFonts w:ascii="Arial" w:hAnsi="Arial" w:cs="Arial"/>
-        </w:rPr>
-      </w:pPr>
-    </w:p>
-    <w:p>
-      <w:pPr>
-        <w:rPr>
-          <w:rFonts w:ascii="Arial" w:hAnsi="Arial" w:cs="Arial"/>
-        </w:rPr>
-      </w:pPr>
-      <w:r>
-        <w:rPr>
-          <w:rFonts w:ascii="Arial" w:hAnsi="Arial" w:cs="Arial"/>
-        </w:rPr>
-        <w:t xml:space="preserve">NEW: </w:t>
-      </w:r>
-    </w:p>
-    <w:p>
-      <w:pPr>
-        <w:rPr>
-          <w:rFonts w:ascii="Arial" w:hAnsi="Arial" w:cs="Arial"/>
-        </w:rPr>
-      </w:pPr>
-      <w:r>
-        <w:rPr>
-          <w:rFonts w:ascii="Arial" w:hAnsi="Arial" w:cs="Arial"/>
-        </w:rPr>
-        <w:t>De totes les versions explicades, la millor és la binary no sé què.</w:t>
-      </w:r>
-    </w:p>
-    <w:p>
-      <w:pPr>
-        <w:rPr>
-          <w:rFonts w:ascii="Arial" w:hAnsi="Arial" w:cs="Arial"/>
-        </w:rPr>
-      </w:pPr>
-      <w:r>
-        <w:rPr>
-          <w:rFonts w:ascii="Arial" w:hAnsi="Arial" w:cs="Arial"/>
-        </w:rPr>
-        <w:t>Tenint en compte que el nostre graf té 1419 arestes (|E|) i 673 vèrtexs (|V|), i que Q^- es pot acotar per |V|, la “Binary Heap” és la millor opció per la gestió de la cua.</w:t>
-      </w:r>
-    </w:p>
-    <w:p>
-      <w:pPr>
-        <w:rPr>
-          <w:rFonts w:ascii="Arial" w:hAnsi="Arial" w:cs="Arial"/>
-        </w:rPr>
-      </w:pPr>
-      <w:r>
-        <w:rPr>
-          <w:rFonts w:ascii="Arial" w:hAnsi="Arial" w:cs="Arial"/>
-        </w:rPr>
-        <w:t>Les funcions del LL.A. han sigut aplicades literalment però el seu funcionament depèn de la classe MinHeap, qué és feina pròpia</w:t>
-      </w:r>
-      <w:r>
-        <w:rPr>
-          <w:rFonts w:ascii="Arial" w:hAnsi="Arial" w:cs="Arial"/>
-        </w:rPr>
-        <w:t xml:space="preserve"> </w:t>
-      </w:r>
-      <w:r>
-        <w:rPr>
-          <w:rFonts w:ascii="Arial" w:hAnsi="Arial" w:cs="Arial"/>
+          <w:lang w:val="ca-ES"/>
+        </w:rPr>
+      </w:pPr>
+      <w:r>
+        <w:rPr>
+          <w:rFonts w:ascii="Arial" w:hAnsi="Arial" w:cs="Arial"/>
+          <w:lang w:val="ca-ES"/>
+        </w:rPr>
+        <w:t>Quan diferents vèrtexs tenen la mateixa distància a ‘</w:t>
+      </w:r>
+      <w:proofErr w:type="spellStart"/>
+      <w:r>
+        <w:rPr>
+          <w:rFonts w:ascii="Arial" w:hAnsi="Arial" w:cs="Arial"/>
+          <w:lang w:val="ca-ES"/>
+        </w:rPr>
+        <w:t>heap</w:t>
+      </w:r>
+      <w:proofErr w:type="spellEnd"/>
+      <w:r>
+        <w:rPr>
+          <w:rFonts w:ascii="Arial" w:hAnsi="Arial" w:cs="Arial"/>
+          <w:lang w:val="ca-ES"/>
+        </w:rPr>
+        <w:t>’, l’ordre d’extraure els vèrtexs depèn de l’estructura interna del ‘</w:t>
+      </w:r>
+      <w:proofErr w:type="spellStart"/>
+      <w:r>
+        <w:rPr>
+          <w:rFonts w:ascii="Arial" w:hAnsi="Arial" w:cs="Arial"/>
+          <w:lang w:val="ca-ES"/>
+        </w:rPr>
+        <w:t>heap</w:t>
+      </w:r>
+      <w:proofErr w:type="spellEnd"/>
+      <w:r>
+        <w:rPr>
+          <w:rFonts w:ascii="Arial" w:hAnsi="Arial" w:cs="Arial"/>
+          <w:lang w:val="ca-ES"/>
+        </w:rPr>
+        <w:t>’. Als apunts del LL.A. no s’explica una regla per escollir amb preferència un d’aquests. Això explica per què la nova i la vella versió de l’algoritme tenen diferents iteracions finals en la versió “</w:t>
+      </w:r>
+      <w:proofErr w:type="spellStart"/>
+      <w:r>
+        <w:rPr>
+          <w:rFonts w:ascii="Arial" w:hAnsi="Arial" w:cs="Arial"/>
+          <w:lang w:val="ca-ES"/>
+        </w:rPr>
+        <w:t>cut</w:t>
+      </w:r>
+      <w:proofErr w:type="spellEnd"/>
+      <w:r>
+        <w:rPr>
+          <w:rFonts w:ascii="Arial" w:hAnsi="Arial" w:cs="Arial"/>
+          <w:lang w:val="ca-ES"/>
+        </w:rPr>
+        <w:t>”.</w:t>
+      </w:r>
+    </w:p>
+    <w:p>
+      <w:pPr>
+        <w:rPr>
+          <w:rFonts w:ascii="Arial" w:hAnsi="Arial" w:cs="Arial"/>
+          <w:lang w:val="ca-ES"/>
+        </w:rPr>
+      </w:pPr>
+    </w:p>
+    <w:p>
+      <w:pPr>
+        <w:rPr>
+          <w:rFonts w:ascii="Arial" w:hAnsi="Arial" w:cs="Arial"/>
+          <w:lang w:val="ca-ES"/>
+        </w:rPr>
+      </w:pPr>
+      <w:r>
+        <w:rPr>
+          <w:rFonts w:ascii="Arial" w:hAnsi="Arial" w:cs="Arial"/>
+          <w:lang w:val="ca-ES"/>
+        </w:rPr>
+        <w:t xml:space="preserve">El nostre graf té </w:t>
+      </w:r>
+      <w:r>
+        <w:rPr>
+          <w:rFonts w:ascii="Arial" w:hAnsi="Arial" w:cs="Arial"/>
+          <w:lang w:val="ca-ES"/>
+        </w:rPr>
+        <w:t xml:space="preserve">la característica de tenir molt poques arestes comparat amb el nombre que en podria tenir. És a dir, en un graf no dirigit, donat un nombre de vèrtexs |V|, fent que cada vèrtex tingui una aresta amb cada vèrtex de la resta del conjunt, el nombre màxim d’arestes que poden haver són |V|-1+|V|-2+...+1=|V|*(|V|-1)/2. Si consideréssim el graf dirigit, aquest nombre màxim seria </w:t>
+      </w:r>
+      <w:proofErr w:type="spellStart"/>
+      <w:r>
+        <w:rPr>
+          <w:rFonts w:ascii="Arial" w:hAnsi="Arial" w:cs="Arial"/>
+          <w:lang w:val="ca-ES"/>
+        </w:rPr>
+        <w:t>Cap_E</w:t>
+      </w:r>
+      <w:proofErr w:type="spellEnd"/>
+      <w:r>
+        <w:rPr>
+          <w:rFonts w:ascii="Arial" w:hAnsi="Arial" w:cs="Arial"/>
+          <w:lang w:val="ca-ES"/>
+        </w:rPr>
+        <w:t xml:space="preserve">=|V|*(|V|-1) (capacitat de |E|) . En el nostre cas particular, |V|=673 i |E|=1419. Per tant, </w:t>
+      </w:r>
+      <w:proofErr w:type="spellStart"/>
+      <w:r>
+        <w:rPr>
+          <w:rFonts w:ascii="Arial" w:hAnsi="Arial" w:cs="Arial"/>
+          <w:lang w:val="ca-ES"/>
+        </w:rPr>
+        <w:t>Cap_E</w:t>
+      </w:r>
+      <w:proofErr w:type="spellEnd"/>
+      <w:r>
+        <w:rPr>
+          <w:rFonts w:ascii="Arial" w:hAnsi="Arial" w:cs="Arial"/>
+          <w:lang w:val="ca-ES"/>
+        </w:rPr>
+        <w:t xml:space="preserve">=452.256. És a dir, el conjunt de les arestes podria ser </w:t>
+      </w:r>
+      <w:r>
+        <w:rPr>
+          <w:rFonts w:ascii="Arial" w:hAnsi="Arial" w:cs="Arial"/>
+          <w:lang w:val="ca-ES"/>
+        </w:rPr>
+        <w:t>més de 3035 vegades més gran. Per fer-nos una idea del què això significa, a l’exemple 1 del ‘dijkstra_example.py’, el conjunt d’arestes podria ser 10 vegades més gran (|V|=11 i |E|=22).</w:t>
+      </w:r>
+    </w:p>
+    <w:p>
+      <w:pPr>
+        <w:rPr>
+          <w:rFonts w:ascii="Arial" w:hAnsi="Arial" w:cs="Arial"/>
+          <w:lang w:val="ca-ES"/>
+        </w:rPr>
+      </w:pPr>
+    </w:p>
+    <w:p>
+      <w:pPr>
+        <w:rPr>
+          <w:rFonts w:ascii="Arial" w:hAnsi="Arial" w:cs="Arial"/>
+          <w:b/>
+          <w:bCs/>
+          <w:lang w:val="ca-ES"/>
+        </w:rPr>
+      </w:pPr>
+      <w:r>
+        <w:rPr>
+          <w:rFonts w:ascii="Arial" w:hAnsi="Arial" w:cs="Arial"/>
+          <w:b/>
+          <w:bCs/>
+          <w:lang w:val="ca-ES"/>
+        </w:rPr>
+        <w:t xml:space="preserve">Raonament elecció </w:t>
+      </w:r>
+      <w:proofErr w:type="spellStart"/>
+      <w:r>
+        <w:rPr>
+          <w:rFonts w:ascii="Arial" w:hAnsi="Arial" w:cs="Arial"/>
+          <w:b/>
+          <w:bCs/>
+          <w:lang w:val="ca-ES"/>
+        </w:rPr>
+        <w:t>Binary</w:t>
+      </w:r>
+      <w:proofErr w:type="spellEnd"/>
+      <w:r>
+        <w:rPr>
+          <w:rFonts w:ascii="Arial" w:hAnsi="Arial" w:cs="Arial"/>
+          <w:b/>
+          <w:bCs/>
+          <w:lang w:val="ca-ES"/>
+        </w:rPr>
+        <w:t xml:space="preserve"> </w:t>
+      </w:r>
+      <w:proofErr w:type="spellStart"/>
+      <w:r>
+        <w:rPr>
+          <w:rFonts w:ascii="Arial" w:hAnsi="Arial" w:cs="Arial"/>
+          <w:b/>
+          <w:bCs/>
+          <w:lang w:val="ca-ES"/>
+        </w:rPr>
+        <w:t>Heap</w:t>
+      </w:r>
+      <w:proofErr w:type="spellEnd"/>
+    </w:p>
+    <w:p>
+      <w:pPr>
+        <w:rPr>
+          <w:rFonts w:ascii="Arial" w:hAnsi="Arial" w:cs="Arial"/>
+        </w:rPr>
+      </w:pPr>
+      <w:r>
+        <w:rPr>
+          <w:rFonts w:ascii="Arial" w:hAnsi="Arial" w:cs="Arial"/>
+          <w:lang w:val="ca-ES"/>
+        </w:rPr>
+        <w:t>Per decidir quina estratègia de gestió de la cua d</w:t>
+      </w:r>
+      <w:r>
+        <w:rPr>
+          <w:rFonts w:ascii="Arial" w:hAnsi="Arial" w:cs="Arial"/>
+          <w:lang w:val="ca-ES"/>
+        </w:rPr>
+        <w:t>e</w:t>
+      </w:r>
+      <w:r>
+        <w:rPr>
+          <w:rFonts w:ascii="Arial" w:hAnsi="Arial" w:cs="Arial"/>
+          <w:lang w:val="ca-ES"/>
+        </w:rPr>
+        <w:t xml:space="preserve"> prioritats</w:t>
+      </w:r>
+      <w:r>
+        <w:rPr>
+          <w:rFonts w:ascii="Arial" w:hAnsi="Arial" w:cs="Arial"/>
+          <w:lang w:val="ca-ES"/>
+        </w:rPr>
+        <w:t xml:space="preserve"> programava per l’algoritme m’he basat en vàries raons</w:t>
+      </w:r>
+      <w:r>
+        <w:rPr>
+          <w:rFonts w:ascii="Arial" w:hAnsi="Arial" w:cs="Arial"/>
+          <w:lang w:val="ca-ES"/>
+        </w:rPr>
+        <w:t xml:space="preserve"> més enllà de l’ordre de complexitat asimptòtica presentat a la taula comparativa de les </w:t>
+      </w:r>
+      <w:r>
+        <w:rPr>
+          <w:rFonts w:ascii="Arial" w:hAnsi="Arial" w:cs="Arial"/>
+        </w:rPr>
+        <w:t>quatre estratègies (REF LL.A., diapositiva 34).</w:t>
+      </w:r>
+    </w:p>
+    <w:p>
+      <w:pPr>
+        <w:rPr>
+          <w:rFonts w:ascii="Arial" w:hAnsi="Arial" w:cs="Arial"/>
+          <w:lang w:val="ca-ES"/>
+        </w:rPr>
+      </w:pPr>
+      <w:r>
+        <w:rPr>
+          <w:rFonts w:ascii="Arial" w:hAnsi="Arial" w:cs="Arial"/>
+        </w:rPr>
+        <w:t>Aquesta taula descriu un comportament assimptòtic (|V|</w:t>
+      </w:r>
+      <w:r>
+        <w:rPr>
+          <w:rFonts w:ascii="Arial" w:hAnsi="Arial" w:cs="Arial"/>
+        </w:rPr>
+        <w:sym w:font="Wingdings" w:char="F0E0"/>
+      </w:r>
+      <w:r>
+        <w:rPr>
+          <w:rFonts w:ascii="Arial" w:hAnsi="Arial" w:cs="Arial"/>
+        </w:rPr>
+        <w:t xml:space="preserve">\inf) i el nostre graf té una </w:t>
+      </w:r>
+      <w:r>
+        <w:rPr>
+          <w:rFonts w:ascii="Arial" w:hAnsi="Arial" w:cs="Arial"/>
+        </w:rPr>
+        <w:t>característica estructural (la dispersió, esmentada més amunt) que no es correspon amb</w:t>
+      </w:r>
+      <w:r>
+        <w:rPr>
+          <w:rFonts w:ascii="Arial" w:hAnsi="Arial" w:cs="Arial"/>
+        </w:rPr>
+        <w:t xml:space="preserve"> això. </w:t>
+      </w:r>
+      <w:r>
+        <w:rPr>
+          <w:rFonts w:ascii="Arial" w:hAnsi="Arial" w:cs="Arial"/>
+          <w:lang w:val="ca-ES"/>
+        </w:rPr>
+        <w:t>Encara que el codi estigui fet per ser escalable, una xarxa de metro d’una altra ciutat també complirà amb aquesta característica ja que el nombre de connexions per andana no augmenta en proporció a la grandària de la xarxa. Per tant, aquesta elecció no es pot basar en la taula esmentada.</w:t>
+      </w:r>
+    </w:p>
+    <w:p>
+      <w:pPr>
+        <w:rPr>
+          <w:rFonts w:ascii="Arial" w:hAnsi="Arial" w:cs="Arial"/>
+          <w:lang w:val="ca-ES"/>
+        </w:rPr>
+      </w:pPr>
+      <w:r>
+        <w:rPr>
+          <w:rFonts w:ascii="Arial" w:hAnsi="Arial" w:cs="Arial"/>
+          <w:lang w:val="ca-ES"/>
+        </w:rPr>
+        <w:t xml:space="preserve">He començat programant la cua escollint la opció de </w:t>
+      </w:r>
+      <w:proofErr w:type="spellStart"/>
+      <w:r>
+        <w:rPr>
+          <w:rFonts w:ascii="Arial" w:hAnsi="Arial" w:cs="Arial"/>
+          <w:lang w:val="ca-ES"/>
+        </w:rPr>
+        <w:t>Binary</w:t>
+      </w:r>
+      <w:proofErr w:type="spellEnd"/>
+      <w:r>
+        <w:rPr>
+          <w:rFonts w:ascii="Arial" w:hAnsi="Arial" w:cs="Arial"/>
+          <w:lang w:val="ca-ES"/>
+        </w:rPr>
+        <w:t xml:space="preserve"> </w:t>
+      </w:r>
+      <w:proofErr w:type="spellStart"/>
+      <w:r>
+        <w:rPr>
+          <w:rFonts w:ascii="Arial" w:hAnsi="Arial" w:cs="Arial"/>
+          <w:lang w:val="ca-ES"/>
+        </w:rPr>
+        <w:t>Heap</w:t>
+      </w:r>
+      <w:proofErr w:type="spellEnd"/>
+      <w:r>
+        <w:rPr>
+          <w:rFonts w:ascii="Arial" w:hAnsi="Arial" w:cs="Arial"/>
+          <w:lang w:val="ca-ES"/>
+        </w:rPr>
+        <w:t xml:space="preserve"> perquè era de la que més</w:t>
+      </w:r>
+      <w:r>
+        <w:rPr>
+          <w:rFonts w:ascii="Arial" w:hAnsi="Arial" w:cs="Arial"/>
+          <w:lang w:val="ca-ES"/>
+        </w:rPr>
+        <w:t xml:space="preserve"> instruccions es donaven per la implementació a la presentació</w:t>
+      </w:r>
+      <w:r>
+        <w:rPr>
+          <w:rFonts w:ascii="Arial" w:hAnsi="Arial" w:cs="Arial"/>
+          <w:lang w:val="ca-ES"/>
+        </w:rPr>
+        <w:t xml:space="preserve">. Una vegada fet, he vist que per rutes molt llargues (com d’anar d’Hospital de Bellvitge a Fondo) la versió normal del </w:t>
+      </w:r>
+      <w:proofErr w:type="spellStart"/>
+      <w:r>
+        <w:rPr>
+          <w:rFonts w:ascii="Arial" w:hAnsi="Arial" w:cs="Arial"/>
+          <w:lang w:val="ca-ES"/>
+        </w:rPr>
+        <w:t>Dijkstra</w:t>
+      </w:r>
+      <w:proofErr w:type="spellEnd"/>
+      <w:r>
+        <w:rPr>
+          <w:rFonts w:ascii="Arial" w:hAnsi="Arial" w:cs="Arial"/>
+          <w:lang w:val="ca-ES"/>
+        </w:rPr>
+        <w:t xml:space="preserve"> només trigava 1ms en executar-se. Com aquest treball no es basa únicament en la programació</w:t>
+      </w:r>
+      <w:r>
+        <w:rPr>
+          <w:rFonts w:ascii="Arial" w:hAnsi="Arial" w:cs="Arial"/>
+          <w:lang w:val="ca-ES"/>
+        </w:rPr>
+        <w:t xml:space="preserve"> i un temps menor a un </w:t>
+      </w:r>
+      <w:proofErr w:type="spellStart"/>
+      <w:r>
+        <w:rPr>
+          <w:rFonts w:ascii="Arial" w:hAnsi="Arial" w:cs="Arial"/>
+          <w:lang w:val="ca-ES"/>
+        </w:rPr>
+        <w:t>mil·lisegon</w:t>
+      </w:r>
+      <w:proofErr w:type="spellEnd"/>
+      <w:r>
+        <w:rPr>
+          <w:rFonts w:ascii="Arial" w:hAnsi="Arial" w:cs="Arial"/>
+          <w:lang w:val="ca-ES"/>
+        </w:rPr>
+        <w:t xml:space="preserve"> és menyspreable per la percepció humana,</w:t>
+      </w:r>
+      <w:r>
+        <w:rPr>
+          <w:rFonts w:ascii="Arial" w:hAnsi="Arial" w:cs="Arial"/>
+          <w:lang w:val="ca-ES"/>
+        </w:rPr>
+        <w:t xml:space="preserve"> he optat per no programar cap de les altres tres estratègies. </w:t>
+      </w:r>
+    </w:p>
+    <w:p>
+      <w:pPr>
+        <w:rPr>
+          <w:rFonts w:ascii="Arial" w:hAnsi="Arial" w:cs="Arial"/>
+          <w:lang w:val="ca-ES"/>
+        </w:rPr>
+      </w:pPr>
+    </w:p>
+    <w:p>
+      <w:pPr>
+        <w:rPr>
+          <w:rFonts w:ascii="Arial" w:hAnsi="Arial" w:cs="Arial"/>
+          <w:b/>
+          <w:bCs/>
+          <w:lang w:val="ca-ES"/>
+        </w:rPr>
+      </w:pPr>
+      <w:r>
+        <w:rPr>
+          <w:rFonts w:ascii="Arial" w:hAnsi="Arial" w:cs="Arial"/>
+          <w:b/>
+          <w:bCs/>
+          <w:lang w:val="ca-ES"/>
+        </w:rPr>
+        <w:t xml:space="preserve">Funcionament </w:t>
+      </w:r>
+      <w:r>
+        <w:rPr>
+          <w:rFonts w:ascii="Arial" w:hAnsi="Arial" w:cs="Arial"/>
+          <w:b/>
+          <w:bCs/>
+          <w:lang w:val="ca-ES"/>
+        </w:rPr>
+        <w:t xml:space="preserve">i construcció </w:t>
+      </w:r>
+      <w:r>
+        <w:rPr>
+          <w:rFonts w:ascii="Arial" w:hAnsi="Arial" w:cs="Arial"/>
+          <w:b/>
+          <w:bCs/>
+          <w:lang w:val="ca-ES"/>
+        </w:rPr>
+        <w:t xml:space="preserve">classe </w:t>
+      </w:r>
+      <w:proofErr w:type="spellStart"/>
+      <w:r>
+        <w:rPr>
+          <w:rFonts w:ascii="Arial" w:hAnsi="Arial" w:cs="Arial"/>
+          <w:b/>
+          <w:bCs/>
+          <w:lang w:val="ca-ES"/>
+        </w:rPr>
+        <w:t>MinHeap</w:t>
+      </w:r>
+      <w:proofErr w:type="spellEnd"/>
+      <w:r>
+        <w:rPr>
+          <w:rFonts w:ascii="Arial" w:hAnsi="Arial" w:cs="Arial"/>
+          <w:b/>
+          <w:bCs/>
+          <w:lang w:val="ca-ES"/>
+        </w:rPr>
+        <w:t>()</w:t>
+      </w:r>
+    </w:p>
+    <w:p>
+      <w:pPr>
+        <w:rPr>
+          <w:rFonts w:ascii="Arial" w:hAnsi="Arial" w:cs="Arial"/>
+          <w:lang w:val="ca-ES"/>
+        </w:rPr>
+      </w:pPr>
+      <w:r>
+        <w:rPr>
+          <w:rFonts w:ascii="Arial" w:hAnsi="Arial" w:cs="Arial"/>
+          <w:lang w:val="ca-ES"/>
+        </w:rPr>
+        <w:t>Per les explicacions de “</w:t>
+      </w:r>
+      <w:proofErr w:type="spellStart"/>
+      <w:r>
+        <w:rPr>
+          <w:rFonts w:ascii="Arial" w:hAnsi="Arial" w:cs="Arial"/>
+          <w:lang w:val="ca-ES"/>
+        </w:rPr>
+        <w:t>Binary</w:t>
+      </w:r>
+      <w:proofErr w:type="spellEnd"/>
+      <w:r>
+        <w:rPr>
+          <w:rFonts w:ascii="Arial" w:hAnsi="Arial" w:cs="Arial"/>
+          <w:lang w:val="ca-ES"/>
+        </w:rPr>
+        <w:t xml:space="preserve"> </w:t>
+      </w:r>
+      <w:proofErr w:type="spellStart"/>
+      <w:r>
+        <w:rPr>
+          <w:rFonts w:ascii="Arial" w:hAnsi="Arial" w:cs="Arial"/>
+          <w:lang w:val="ca-ES"/>
+        </w:rPr>
+        <w:t>Heap</w:t>
+      </w:r>
+      <w:proofErr w:type="spellEnd"/>
+      <w:r>
+        <w:rPr>
+          <w:rFonts w:ascii="Arial" w:hAnsi="Arial" w:cs="Arial"/>
+          <w:lang w:val="ca-ES"/>
+        </w:rPr>
+        <w:t xml:space="preserve">: </w:t>
+      </w:r>
+      <w:proofErr w:type="spellStart"/>
+      <w:r>
+        <w:rPr>
+          <w:rFonts w:ascii="Arial" w:hAnsi="Arial" w:cs="Arial"/>
+          <w:lang w:val="ca-ES"/>
+        </w:rPr>
+        <w:t>Comments</w:t>
+      </w:r>
+      <w:proofErr w:type="spellEnd"/>
+      <w:r>
+        <w:rPr>
+          <w:rFonts w:ascii="Arial" w:hAnsi="Arial" w:cs="Arial"/>
+          <w:lang w:val="ca-ES"/>
+        </w:rPr>
+        <w:t xml:space="preserve"> on </w:t>
+      </w:r>
+      <w:proofErr w:type="spellStart"/>
+      <w:r>
+        <w:rPr>
+          <w:rFonts w:ascii="Arial" w:hAnsi="Arial" w:cs="Arial"/>
+          <w:lang w:val="ca-ES"/>
+        </w:rPr>
+        <w:t>implementation</w:t>
+      </w:r>
+      <w:proofErr w:type="spellEnd"/>
+      <w:r>
+        <w:rPr>
+          <w:rFonts w:ascii="Arial" w:hAnsi="Arial" w:cs="Arial"/>
+          <w:lang w:val="ca-ES"/>
+        </w:rPr>
+        <w:t xml:space="preserve"> </w:t>
+      </w:r>
+      <w:proofErr w:type="spellStart"/>
+      <w:r>
+        <w:rPr>
+          <w:rFonts w:ascii="Arial" w:hAnsi="Arial" w:cs="Arial"/>
+          <w:lang w:val="ca-ES"/>
+        </w:rPr>
+        <w:t>and</w:t>
+      </w:r>
+      <w:proofErr w:type="spellEnd"/>
+      <w:r>
+        <w:rPr>
+          <w:rFonts w:ascii="Arial" w:hAnsi="Arial" w:cs="Arial"/>
+          <w:lang w:val="ca-ES"/>
+        </w:rPr>
+        <w:t xml:space="preserve"> data </w:t>
+      </w:r>
+      <w:proofErr w:type="spellStart"/>
+      <w:r>
+        <w:rPr>
+          <w:rFonts w:ascii="Arial" w:hAnsi="Arial" w:cs="Arial"/>
+          <w:lang w:val="ca-ES"/>
+        </w:rPr>
+        <w:t>types</w:t>
+      </w:r>
+      <w:proofErr w:type="spellEnd"/>
+      <w:r>
+        <w:rPr>
+          <w:rFonts w:ascii="Arial" w:hAnsi="Arial" w:cs="Arial"/>
+          <w:lang w:val="ca-ES"/>
+        </w:rPr>
+        <w:t xml:space="preserve">” (REF </w:t>
+      </w:r>
+      <w:proofErr w:type="spellStart"/>
+      <w:r>
+        <w:rPr>
+          <w:rFonts w:ascii="Arial" w:hAnsi="Arial" w:cs="Arial"/>
+          <w:lang w:val="ca-ES"/>
+        </w:rPr>
+        <w:t>diapos</w:t>
+      </w:r>
+      <w:proofErr w:type="spellEnd"/>
+      <w:r>
+        <w:rPr>
+          <w:rFonts w:ascii="Arial" w:hAnsi="Arial" w:cs="Arial"/>
+          <w:lang w:val="ca-ES"/>
+        </w:rPr>
+        <w:t xml:space="preserve"> 95-96)</w:t>
+      </w:r>
+      <w:r>
+        <w:rPr>
+          <w:rFonts w:ascii="Arial" w:hAnsi="Arial" w:cs="Arial"/>
+          <w:lang w:val="ca-ES"/>
+        </w:rPr>
+        <w:t xml:space="preserve"> s’ha implementat la </w:t>
+      </w:r>
+      <w:proofErr w:type="spellStart"/>
+      <w:r>
+        <w:rPr>
+          <w:rFonts w:ascii="Arial" w:hAnsi="Arial" w:cs="Arial"/>
+          <w:lang w:val="ca-ES"/>
+        </w:rPr>
+        <w:t>Binary</w:t>
+      </w:r>
+      <w:proofErr w:type="spellEnd"/>
+      <w:r>
+        <w:rPr>
+          <w:rFonts w:ascii="Arial" w:hAnsi="Arial" w:cs="Arial"/>
+          <w:lang w:val="ca-ES"/>
+        </w:rPr>
+        <w:t xml:space="preserve"> </w:t>
+      </w:r>
+      <w:proofErr w:type="spellStart"/>
+      <w:r>
+        <w:rPr>
+          <w:rFonts w:ascii="Arial" w:hAnsi="Arial" w:cs="Arial"/>
+          <w:lang w:val="ca-ES"/>
+        </w:rPr>
+        <w:t>Heap</w:t>
+      </w:r>
+      <w:proofErr w:type="spellEnd"/>
+      <w:r>
+        <w:rPr>
+          <w:rFonts w:ascii="Arial" w:hAnsi="Arial" w:cs="Arial"/>
+          <w:lang w:val="ca-ES"/>
+        </w:rPr>
+        <w:t xml:space="preserve"> com un vector lineal de nivells </w:t>
+      </w:r>
+      <w:r>
+        <w:rPr>
+          <w:rFonts w:ascii="Arial" w:hAnsi="Arial" w:cs="Arial"/>
+          <w:lang w:val="ca-ES"/>
+        </w:rPr>
+        <w:lastRenderedPageBreak/>
+        <w:t>consecutius. És per això que s’ha hagut d’anar mirant les equivalències amb les coordenades 2-dimensionals i 1-dimensionals a “parent” i “</w:t>
+      </w:r>
+      <w:proofErr w:type="spellStart"/>
+      <w:r>
+        <w:rPr>
+          <w:rFonts w:ascii="Arial" w:hAnsi="Arial" w:cs="Arial"/>
+          <w:lang w:val="ca-ES"/>
+        </w:rPr>
+        <w:t>child</w:t>
+      </w:r>
+      <w:proofErr w:type="spellEnd"/>
+      <w:r>
+        <w:rPr>
+          <w:rFonts w:ascii="Arial" w:hAnsi="Arial" w:cs="Arial"/>
+          <w:lang w:val="ca-ES"/>
+        </w:rPr>
+        <w:t xml:space="preserve">”. </w:t>
+      </w:r>
+      <w:r>
+        <w:rPr>
+          <w:rFonts w:ascii="Arial" w:hAnsi="Arial" w:cs="Arial"/>
+          <w:lang w:val="ca-ES"/>
         </w:rPr>
         <w:sym w:font="Wingdings" w:char="F0DF"/>
       </w:r>
       <w:r>
         <w:rPr>
           <w:rFonts w:ascii="Arial" w:hAnsi="Arial" w:cs="Arial"/>
-        </w:rPr>
-        <w:t xml:space="preserve"> basant-me amb les diapos </w:t>
-      </w:r>
-      <w:r>
-        <w:rPr>
-          <w:rFonts w:ascii="Arial" w:hAnsi="Arial" w:cs="Arial"/>
+          <w:lang w:val="ca-ES"/>
+        </w:rPr>
+        <w:t xml:space="preserve"> </w:t>
+      </w:r>
+      <w:r>
+        <w:rPr>
+          <w:rFonts w:ascii="Arial" w:hAnsi="Arial" w:cs="Arial"/>
+          <w:lang w:val="ca-ES"/>
+        </w:rPr>
+        <w:t xml:space="preserve">Explicació fórmules parent i </w:t>
+      </w:r>
+      <w:proofErr w:type="spellStart"/>
+      <w:r>
+        <w:rPr>
+          <w:rFonts w:ascii="Arial" w:hAnsi="Arial" w:cs="Arial"/>
+          <w:lang w:val="ca-ES"/>
+        </w:rPr>
+        <w:t>child</w:t>
+      </w:r>
+      <w:proofErr w:type="spellEnd"/>
+      <w:r>
+        <w:rPr>
+          <w:rFonts w:ascii="Arial" w:hAnsi="Arial" w:cs="Arial"/>
+          <w:lang w:val="ca-ES"/>
+        </w:rPr>
+        <w:t xml:space="preserve"> a la llibreta.</w:t>
+      </w:r>
+    </w:p>
+    <w:p>
+      <w:pPr>
+        <w:rPr>
+          <w:rFonts w:ascii="Arial" w:hAnsi="Arial" w:cs="Arial"/>
+          <w:lang w:val="ca-ES"/>
+        </w:rPr>
+      </w:pPr>
+      <w:r>
+        <w:rPr>
+          <w:rFonts w:ascii="Arial" w:hAnsi="Arial" w:cs="Arial"/>
+          <w:lang w:val="ca-ES"/>
+        </w:rPr>
+        <w:t xml:space="preserve">Les funcions del LL.A. han sigut aplicades literalment però el seu funcionament depèn de la classe </w:t>
+      </w:r>
+      <w:proofErr w:type="spellStart"/>
+      <w:r>
+        <w:rPr>
+          <w:rFonts w:ascii="Arial" w:hAnsi="Arial" w:cs="Arial"/>
+          <w:lang w:val="ca-ES"/>
+        </w:rPr>
+        <w:t>MinHeap</w:t>
+      </w:r>
+      <w:proofErr w:type="spellEnd"/>
+      <w:r>
+        <w:rPr>
+          <w:rFonts w:ascii="Arial" w:hAnsi="Arial" w:cs="Arial"/>
+          <w:lang w:val="ca-ES"/>
+        </w:rPr>
+        <w:t xml:space="preserve">, </w:t>
+      </w:r>
+      <w:r>
+        <w:rPr>
+          <w:rFonts w:ascii="Arial" w:hAnsi="Arial" w:cs="Arial"/>
+          <w:lang w:val="ca-ES"/>
+        </w:rPr>
+        <w:t>què</w:t>
+      </w:r>
+      <w:r>
+        <w:rPr>
+          <w:rFonts w:ascii="Arial" w:hAnsi="Arial" w:cs="Arial"/>
+          <w:lang w:val="ca-ES"/>
+        </w:rPr>
+        <w:t xml:space="preserve"> és feina pròpia</w:t>
+      </w:r>
+      <w:r>
+        <w:rPr>
+          <w:rFonts w:ascii="Arial" w:hAnsi="Arial" w:cs="Arial"/>
+          <w:lang w:val="ca-ES"/>
+        </w:rPr>
+        <w:t xml:space="preserve"> </w:t>
+      </w:r>
+      <w:r>
+        <w:rPr>
+          <w:rFonts w:ascii="Arial" w:hAnsi="Arial" w:cs="Arial"/>
+          <w:lang w:val="ca-ES"/>
         </w:rPr>
         <w:sym w:font="Wingdings" w:char="F0DF"/>
       </w:r>
       <w:r>
         <w:rPr>
           <w:rFonts w:ascii="Arial" w:hAnsi="Arial" w:cs="Arial"/>
+          <w:lang w:val="ca-ES"/>
+        </w:rPr>
+        <w:t xml:space="preserve"> basant-me amb les </w:t>
+      </w:r>
+      <w:proofErr w:type="spellStart"/>
+      <w:r>
+        <w:rPr>
+          <w:rFonts w:ascii="Arial" w:hAnsi="Arial" w:cs="Arial"/>
+          <w:lang w:val="ca-ES"/>
+        </w:rPr>
+        <w:t>diapos</w:t>
+      </w:r>
+      <w:proofErr w:type="spellEnd"/>
+      <w:r>
+        <w:rPr>
+          <w:rFonts w:ascii="Arial" w:hAnsi="Arial" w:cs="Arial"/>
+          <w:lang w:val="ca-ES"/>
+        </w:rPr>
+        <w:t xml:space="preserve"> </w:t>
+      </w:r>
+      <w:r>
+        <w:rPr>
+          <w:rFonts w:ascii="Arial" w:hAnsi="Arial" w:cs="Arial"/>
+          <w:lang w:val="ca-ES"/>
+        </w:rPr>
+        <w:sym w:font="Wingdings" w:char="F0DF"/>
+      </w:r>
+      <w:r>
+        <w:rPr>
+          <w:rFonts w:ascii="Arial" w:hAnsi="Arial" w:cs="Arial"/>
+          <w:lang w:val="ca-ES"/>
         </w:rPr>
         <w:t xml:space="preserve"> tot està referenciat</w:t>
       </w:r>
       <w:r>
         <w:rPr>
           <w:rFonts w:ascii="Arial" w:hAnsi="Arial" w:cs="Arial"/>
-        </w:rPr>
-        <w:t xml:space="preserve">. Cal recalcar que la pila només assegura que a la posició 0 hi ha un vèrtex amb la mínima distància entre totes les distàncies existents en elles, però que no implica que les altres posicions estiguin ordenades. </w:t>
-      </w:r>
-    </w:p>
-    <w:p>
-      <w:pPr>
-        <w:rPr>
-          <w:rFonts w:ascii="Arial" w:hAnsi="Arial" w:cs="Arial"/>
-        </w:rPr>
-      </w:pPr>
-      <w:r>
-        <w:rPr>
-          <w:rFonts w:ascii="Arial" w:hAnsi="Arial" w:cs="Arial"/>
-        </w:rPr>
-        <w:t>Quan diferents vèrtexs tenen la mateixa distància a ‘heap’, l’ordre d’extraure els vèrtexs depèn de l’estructura interna del ‘heap’. Als apunts del LL.A. no s’explica una regla per escollir amb preferència un d’aquests. Això explica per què la nova i la vella versió de l’algoritme tenen diferents interacions finals en la versió “cut”.</w:t>
-      </w:r>
-    </w:p>
-    <w:p>
-      <w:pPr>
-        <w:rPr>
-          <w:rFonts w:ascii="Arial" w:hAnsi="Arial" w:cs="Arial"/>
-        </w:rPr>
-      </w:pPr>
-    </w:p>
-    <w:p>
-      <w:pPr>
-        <w:rPr>
-          <w:rFonts w:ascii="Arial" w:hAnsi="Arial" w:cs="Arial"/>
-        </w:rPr>
-      </w:pPr>
-      <w:r>
-        <w:rPr>
-          <w:rFonts w:ascii="Arial" w:hAnsi="Arial" w:cs="Arial"/>
-        </w:rPr>
-        <w:t>Cut</w:t>
-      </w:r>
-    </w:p>
-    <w:p>
-      <w:pPr>
-        <w:rPr>
-          <w:rFonts w:ascii="Arial" w:hAnsi="Arial" w:cs="Arial"/>
-        </w:rPr>
-      </w:pPr>
-      <w:r>
-        <w:rPr>
-          <w:rFonts w:ascii="Arial" w:hAnsi="Arial" w:cs="Arial"/>
+          <w:lang w:val="ca-ES"/>
+        </w:rPr>
+        <w:t xml:space="preserve"> </w:t>
+      </w:r>
+      <w:r>
+        <w:rPr>
+          <w:rFonts w:ascii="Arial" w:hAnsi="Arial" w:cs="Arial"/>
+          <w:lang w:val="ca-ES"/>
+        </w:rPr>
+        <w:sym w:font="Wingdings" w:char="F0DF"/>
+      </w:r>
+      <w:r>
+        <w:rPr>
+          <w:rFonts w:ascii="Arial" w:hAnsi="Arial" w:cs="Arial"/>
+          <w:lang w:val="ca-ES"/>
+        </w:rPr>
+        <w:t xml:space="preserve"> </w:t>
+      </w:r>
+      <w:proofErr w:type="spellStart"/>
+      <w:r>
+        <w:rPr>
+          <w:rFonts w:ascii="Arial" w:hAnsi="Arial" w:cs="Arial"/>
+          <w:lang w:val="ca-ES"/>
+        </w:rPr>
+        <w:t>i.e</w:t>
+      </w:r>
+      <w:proofErr w:type="spellEnd"/>
+      <w:r>
+        <w:rPr>
+          <w:rFonts w:ascii="Arial" w:hAnsi="Arial" w:cs="Arial"/>
+          <w:lang w:val="ca-ES"/>
+        </w:rPr>
+        <w:t>., explicar-ho a la memòria serà senzill seguint allò.</w:t>
+      </w:r>
+    </w:p>
+    <w:p>
+      <w:pPr>
+        <w:rPr>
+          <w:rFonts w:ascii="Arial" w:hAnsi="Arial" w:cs="Arial"/>
+          <w:lang w:val="ca-ES"/>
+        </w:rPr>
+      </w:pPr>
+      <w:r>
+        <w:rPr>
+          <w:rFonts w:ascii="Arial" w:hAnsi="Arial" w:cs="Arial"/>
+          <w:lang w:val="ca-ES"/>
+        </w:rPr>
+        <w:t xml:space="preserve">Cal recalcar que la pila només assegura que a la posició 0 hi ha un vèrtex amb la mínima distància entre totes les distàncies existents en elles, però que no implica que les altres posicions estiguin ordenades. </w:t>
+      </w:r>
+    </w:p>
+    <w:p>
+      <w:pPr>
+        <w:rPr>
+          <w:rFonts w:ascii="Arial" w:hAnsi="Arial" w:cs="Arial"/>
+          <w:lang w:val="ca-ES"/>
+        </w:rPr>
+      </w:pPr>
+      <w:proofErr w:type="spellStart"/>
+      <w:r>
+        <w:rPr>
+          <w:rFonts w:ascii="Arial" w:hAnsi="Arial" w:cs="Arial"/>
+          <w:lang w:val="ca-ES"/>
+        </w:rPr>
+        <w:t>Heap</w:t>
+      </w:r>
+      <w:proofErr w:type="spellEnd"/>
+      <w:r>
+        <w:rPr>
+          <w:rFonts w:ascii="Arial" w:hAnsi="Arial" w:cs="Arial"/>
+          <w:lang w:val="ca-ES"/>
+        </w:rPr>
+        <w:t xml:space="preserve"> </w:t>
+      </w:r>
+      <w:proofErr w:type="spellStart"/>
+      <w:r>
+        <w:rPr>
+          <w:rFonts w:ascii="Arial" w:hAnsi="Arial" w:cs="Arial"/>
+          <w:lang w:val="ca-ES"/>
+        </w:rPr>
+        <w:t>propierty</w:t>
+      </w:r>
+      <w:proofErr w:type="spellEnd"/>
+      <w:r>
+        <w:rPr>
+          <w:rFonts w:ascii="Arial" w:hAnsi="Arial" w:cs="Arial"/>
+          <w:lang w:val="ca-ES"/>
+        </w:rPr>
+        <w:t xml:space="preserve"> = </w:t>
+      </w:r>
+      <w:proofErr w:type="spellStart"/>
+      <w:r>
+        <w:rPr>
+          <w:rFonts w:ascii="Arial" w:hAnsi="Arial" w:cs="Arial"/>
+          <w:lang w:val="ca-ES"/>
+        </w:rPr>
+        <w:t>each</w:t>
+      </w:r>
+      <w:proofErr w:type="spellEnd"/>
+      <w:r>
+        <w:rPr>
+          <w:rFonts w:ascii="Arial" w:hAnsi="Arial" w:cs="Arial"/>
+          <w:lang w:val="ca-ES"/>
+        </w:rPr>
+        <w:t xml:space="preserve"> parent is </w:t>
+      </w:r>
+      <w:proofErr w:type="spellStart"/>
+      <w:r>
+        <w:rPr>
+          <w:rFonts w:ascii="Arial" w:hAnsi="Arial" w:cs="Arial"/>
+          <w:lang w:val="ca-ES"/>
+        </w:rPr>
+        <w:t>smaller</w:t>
+      </w:r>
+      <w:proofErr w:type="spellEnd"/>
+      <w:r>
+        <w:rPr>
+          <w:rFonts w:ascii="Arial" w:hAnsi="Arial" w:cs="Arial"/>
+          <w:lang w:val="ca-ES"/>
+        </w:rPr>
+        <w:t xml:space="preserve"> or </w:t>
+      </w:r>
+      <w:proofErr w:type="spellStart"/>
+      <w:r>
+        <w:rPr>
+          <w:rFonts w:ascii="Arial" w:hAnsi="Arial" w:cs="Arial"/>
+          <w:lang w:val="ca-ES"/>
+        </w:rPr>
+        <w:t>equal</w:t>
+      </w:r>
+      <w:proofErr w:type="spellEnd"/>
+      <w:r>
+        <w:rPr>
+          <w:rFonts w:ascii="Arial" w:hAnsi="Arial" w:cs="Arial"/>
+          <w:lang w:val="ca-ES"/>
+        </w:rPr>
+        <w:t xml:space="preserve"> </w:t>
+      </w:r>
+      <w:proofErr w:type="spellStart"/>
+      <w:r>
+        <w:rPr>
+          <w:rFonts w:ascii="Arial" w:hAnsi="Arial" w:cs="Arial"/>
+          <w:lang w:val="ca-ES"/>
+        </w:rPr>
+        <w:t>than</w:t>
+      </w:r>
+      <w:proofErr w:type="spellEnd"/>
+      <w:r>
+        <w:rPr>
+          <w:rFonts w:ascii="Arial" w:hAnsi="Arial" w:cs="Arial"/>
+          <w:lang w:val="ca-ES"/>
+        </w:rPr>
+        <w:t xml:space="preserve"> </w:t>
+      </w:r>
+      <w:proofErr w:type="spellStart"/>
+      <w:r>
+        <w:rPr>
+          <w:rFonts w:ascii="Arial" w:hAnsi="Arial" w:cs="Arial"/>
+          <w:lang w:val="ca-ES"/>
+        </w:rPr>
+        <w:t>their</w:t>
+      </w:r>
+      <w:proofErr w:type="spellEnd"/>
+      <w:r>
+        <w:rPr>
+          <w:rFonts w:ascii="Arial" w:hAnsi="Arial" w:cs="Arial"/>
+          <w:lang w:val="ca-ES"/>
+        </w:rPr>
+        <w:t xml:space="preserve"> sons</w:t>
+      </w:r>
+    </w:p>
+    <w:p>
+      <w:pPr>
+        <w:rPr>
+          <w:rFonts w:ascii="Arial" w:hAnsi="Arial" w:cs="Arial"/>
+          <w:lang w:val="ca-ES"/>
+        </w:rPr>
+      </w:pPr>
+      <w:r>
+        <w:rPr>
+          <w:rFonts w:ascii="Arial" w:hAnsi="Arial" w:cs="Arial"/>
+          <w:lang w:val="ca-ES"/>
+        </w:rPr>
+        <w:t xml:space="preserve">Per </w:t>
+      </w:r>
+      <w:proofErr w:type="spellStart"/>
+      <w:r>
+        <w:rPr>
+          <w:rFonts w:ascii="Arial" w:hAnsi="Arial" w:cs="Arial"/>
+          <w:lang w:val="ca-ES"/>
+        </w:rPr>
+        <w:t>heapify_up</w:t>
+      </w:r>
+      <w:proofErr w:type="spellEnd"/>
+      <w:r>
+        <w:rPr>
+          <w:rFonts w:ascii="Arial" w:hAnsi="Arial" w:cs="Arial"/>
+          <w:lang w:val="ca-ES"/>
+        </w:rPr>
+        <w:t xml:space="preserve"> sí hi ha més instruccions pas per pas. Per </w:t>
+      </w:r>
+      <w:proofErr w:type="spellStart"/>
+      <w:r>
+        <w:rPr>
+          <w:rFonts w:ascii="Arial" w:hAnsi="Arial" w:cs="Arial"/>
+          <w:lang w:val="ca-ES"/>
+        </w:rPr>
+        <w:t>heapify_down</w:t>
+      </w:r>
+      <w:proofErr w:type="spellEnd"/>
+      <w:r>
+        <w:rPr>
+          <w:rFonts w:ascii="Arial" w:hAnsi="Arial" w:cs="Arial"/>
+          <w:lang w:val="ca-ES"/>
+        </w:rPr>
+        <w:t xml:space="preserve"> no hi ha pas per pas però ho he fet en funció de l’explicació.</w:t>
+      </w:r>
+    </w:p>
+    <w:p>
+      <w:pPr>
+        <w:rPr>
+          <w:rFonts w:ascii="Arial" w:hAnsi="Arial" w:cs="Arial"/>
+          <w:lang w:val="ca-ES"/>
+        </w:rPr>
+      </w:pPr>
+    </w:p>
+    <w:p>
+      <w:pPr>
+        <w:rPr>
+          <w:rFonts w:ascii="Arial" w:hAnsi="Arial" w:cs="Arial"/>
+          <w:b/>
+          <w:bCs/>
+          <w:lang w:val="ca-ES"/>
+        </w:rPr>
+      </w:pPr>
+      <w:r>
+        <w:rPr>
+          <w:rFonts w:ascii="Arial" w:hAnsi="Arial" w:cs="Arial"/>
+          <w:b/>
+          <w:bCs/>
+          <w:lang w:val="ca-ES"/>
+        </w:rPr>
+        <w:t>Qüestions del codi</w:t>
+      </w:r>
+    </w:p>
+    <w:p>
+      <w:pPr>
+        <w:rPr>
+          <w:rFonts w:ascii="Arial" w:hAnsi="Arial" w:cs="Arial"/>
+          <w:lang w:val="ca-ES"/>
+        </w:rPr>
+      </w:pPr>
+      <w:r>
+        <w:rPr>
+          <w:rFonts w:ascii="Arial" w:hAnsi="Arial" w:cs="Arial"/>
+          <w:lang w:val="ca-ES"/>
+        </w:rPr>
+        <w:t>Encara existint “</w:t>
+      </w:r>
+      <w:proofErr w:type="spellStart"/>
+      <w:r>
+        <w:rPr>
+          <w:rFonts w:ascii="Arial" w:hAnsi="Arial" w:cs="Arial"/>
+          <w:lang w:val="ca-ES"/>
+        </w:rPr>
+        <w:t>float</w:t>
+      </w:r>
+      <w:proofErr w:type="spellEnd"/>
+      <w:r>
+        <w:rPr>
+          <w:rFonts w:ascii="Arial" w:hAnsi="Arial" w:cs="Arial"/>
+          <w:lang w:val="ca-ES"/>
+        </w:rPr>
+        <w:t>('</w:t>
+      </w:r>
+      <w:proofErr w:type="spellStart"/>
+      <w:r>
+        <w:rPr>
+          <w:rFonts w:ascii="Arial" w:hAnsi="Arial" w:cs="Arial"/>
+          <w:lang w:val="ca-ES"/>
+        </w:rPr>
+        <w:t>inf</w:t>
+      </w:r>
+      <w:proofErr w:type="spellEnd"/>
+      <w:r>
+        <w:rPr>
+          <w:rFonts w:ascii="Arial" w:hAnsi="Arial" w:cs="Arial"/>
+          <w:lang w:val="ca-ES"/>
+        </w:rPr>
+        <w:t>')” he utilitzat la constant “INF = 10**18” perquè estic treballant amb pesos enters (temps en segons) i és un nombre suficientment gran al qual mai s’aproparà qualsevol possible distància.</w:t>
+      </w:r>
+    </w:p>
+    <w:p>
+      <w:pPr>
+        <w:rPr>
+          <w:rFonts w:ascii="Arial" w:hAnsi="Arial" w:cs="Arial"/>
+          <w:lang w:val="ca-ES"/>
+        </w:rPr>
+      </w:pPr>
+    </w:p>
+    <w:p>
+      <w:pPr>
+        <w:rPr>
+          <w:rFonts w:ascii="Arial" w:hAnsi="Arial" w:cs="Arial"/>
+          <w:b/>
+          <w:bCs/>
+          <w:lang w:val="ca-ES"/>
+        </w:rPr>
+      </w:pPr>
+      <w:r>
+        <w:rPr>
+          <w:rFonts w:ascii="Arial" w:hAnsi="Arial" w:cs="Arial"/>
+          <w:b/>
+          <w:bCs/>
+          <w:lang w:val="ca-ES"/>
+        </w:rPr>
+        <w:t xml:space="preserve">Versió </w:t>
+      </w:r>
+      <w:proofErr w:type="spellStart"/>
+      <w:r>
+        <w:rPr>
+          <w:rFonts w:ascii="Arial" w:hAnsi="Arial" w:cs="Arial"/>
+          <w:b/>
+          <w:bCs/>
+          <w:lang w:val="ca-ES"/>
+        </w:rPr>
+        <w:t>c</w:t>
+      </w:r>
+      <w:r>
+        <w:rPr>
+          <w:rFonts w:ascii="Arial" w:hAnsi="Arial" w:cs="Arial"/>
+          <w:b/>
+          <w:bCs/>
+          <w:lang w:val="ca-ES"/>
+        </w:rPr>
+        <w:t>ut</w:t>
+      </w:r>
+      <w:proofErr w:type="spellEnd"/>
+    </w:p>
+    <w:p>
+      <w:pPr>
+        <w:rPr>
+          <w:rFonts w:ascii="Arial" w:hAnsi="Arial" w:cs="Arial"/>
+          <w:lang w:val="ca-ES"/>
+        </w:rPr>
+      </w:pPr>
+      <w:r>
+        <w:rPr>
+          <w:rFonts w:ascii="Arial" w:hAnsi="Arial" w:cs="Arial"/>
+          <w:lang w:val="ca-ES"/>
         </w:rPr>
         <w:t>Basat en la diapositiva 29 (pàgina 37), fet 2:</w:t>
       </w:r>
@@ -174,49 +1140,556 @@
         <w:ind w:firstLine="720"/>
         <w:rPr>
           <w:rFonts w:ascii="Arial" w:hAnsi="Arial" w:cs="Arial"/>
-        </w:rPr>
-      </w:pPr>
-      <w:r>
-        <w:rPr>
-          <w:rFonts w:ascii="Arial" w:hAnsi="Arial" w:cs="Arial"/>
+          <w:lang w:val="ca-ES"/>
+        </w:rPr>
+      </w:pPr>
+      <w:r>
+        <w:rPr>
+          <w:rFonts w:ascii="Arial" w:hAnsi="Arial" w:cs="Arial"/>
+          <w:lang w:val="ca-ES"/>
         </w:rPr>
         <w:sym w:font="Wingdings" w:char="F0E0"/>
       </w:r>
       <w:r>
         <w:rPr>
           <w:rFonts w:ascii="Arial" w:hAnsi="Arial" w:cs="Arial"/>
-        </w:rPr>
-        <w:t xml:space="preserve"> </w:t>
-      </w:r>
-      <w:r>
-        <w:rPr>
-          <w:rFonts w:ascii="Arial" w:hAnsi="Arial" w:cs="Arial"/>
-        </w:rPr>
-        <w:t>When we expand a vertex, we always have an optimal path</w:t>
-      </w:r>
-      <w:r>
-        <w:rPr>
-          <w:rFonts w:ascii="Arial" w:hAnsi="Arial" w:cs="Arial"/>
-        </w:rPr>
-        <w:t xml:space="preserve"> </w:t>
-      </w:r>
-      <w:r>
-        <w:rPr>
-          <w:rFonts w:ascii="Arial" w:hAnsi="Arial" w:cs="Arial"/>
-        </w:rPr>
-        <w:t>from the source to this vertex. So, if we expand the target</w:t>
-      </w:r>
-      <w:r>
-        <w:rPr>
-          <w:rFonts w:ascii="Arial" w:hAnsi="Arial" w:cs="Arial"/>
-        </w:rPr>
-        <w:t xml:space="preserve"> </w:t>
-      </w:r>
-      <w:r>
-        <w:rPr>
-          <w:rFonts w:ascii="Arial" w:hAnsi="Arial" w:cs="Arial"/>
-        </w:rPr>
-        <w:t>vertex, we can stop the algorithm.</w:t>
+          <w:lang w:val="ca-ES"/>
+        </w:rPr>
+        <w:t xml:space="preserve"> </w:t>
+      </w:r>
+      <w:proofErr w:type="spellStart"/>
+      <w:r>
+        <w:rPr>
+          <w:rFonts w:ascii="Arial" w:hAnsi="Arial" w:cs="Arial"/>
+          <w:lang w:val="ca-ES"/>
+        </w:rPr>
+        <w:t>When</w:t>
+      </w:r>
+      <w:proofErr w:type="spellEnd"/>
+      <w:r>
+        <w:rPr>
+          <w:rFonts w:ascii="Arial" w:hAnsi="Arial" w:cs="Arial"/>
+          <w:lang w:val="ca-ES"/>
+        </w:rPr>
+        <w:t xml:space="preserve"> </w:t>
+      </w:r>
+      <w:proofErr w:type="spellStart"/>
+      <w:r>
+        <w:rPr>
+          <w:rFonts w:ascii="Arial" w:hAnsi="Arial" w:cs="Arial"/>
+          <w:lang w:val="ca-ES"/>
+        </w:rPr>
+        <w:t>we</w:t>
+      </w:r>
+      <w:proofErr w:type="spellEnd"/>
+      <w:r>
+        <w:rPr>
+          <w:rFonts w:ascii="Arial" w:hAnsi="Arial" w:cs="Arial"/>
+          <w:lang w:val="ca-ES"/>
+        </w:rPr>
+        <w:t xml:space="preserve"> </w:t>
+      </w:r>
+      <w:proofErr w:type="spellStart"/>
+      <w:r>
+        <w:rPr>
+          <w:rFonts w:ascii="Arial" w:hAnsi="Arial" w:cs="Arial"/>
+          <w:lang w:val="ca-ES"/>
+        </w:rPr>
+        <w:t>expand</w:t>
+      </w:r>
+      <w:proofErr w:type="spellEnd"/>
+      <w:r>
+        <w:rPr>
+          <w:rFonts w:ascii="Arial" w:hAnsi="Arial" w:cs="Arial"/>
+          <w:lang w:val="ca-ES"/>
+        </w:rPr>
+        <w:t xml:space="preserve"> a </w:t>
+      </w:r>
+      <w:proofErr w:type="spellStart"/>
+      <w:r>
+        <w:rPr>
+          <w:rFonts w:ascii="Arial" w:hAnsi="Arial" w:cs="Arial"/>
+          <w:lang w:val="ca-ES"/>
+        </w:rPr>
+        <w:t>vertex</w:t>
+      </w:r>
+      <w:proofErr w:type="spellEnd"/>
+      <w:r>
+        <w:rPr>
+          <w:rFonts w:ascii="Arial" w:hAnsi="Arial" w:cs="Arial"/>
+          <w:lang w:val="ca-ES"/>
+        </w:rPr>
+        <w:t xml:space="preserve">, </w:t>
+      </w:r>
+      <w:proofErr w:type="spellStart"/>
+      <w:r>
+        <w:rPr>
+          <w:rFonts w:ascii="Arial" w:hAnsi="Arial" w:cs="Arial"/>
+          <w:lang w:val="ca-ES"/>
+        </w:rPr>
+        <w:t>we</w:t>
+      </w:r>
+      <w:proofErr w:type="spellEnd"/>
+      <w:r>
+        <w:rPr>
+          <w:rFonts w:ascii="Arial" w:hAnsi="Arial" w:cs="Arial"/>
+          <w:lang w:val="ca-ES"/>
+        </w:rPr>
+        <w:t xml:space="preserve"> </w:t>
+      </w:r>
+      <w:proofErr w:type="spellStart"/>
+      <w:r>
+        <w:rPr>
+          <w:rFonts w:ascii="Arial" w:hAnsi="Arial" w:cs="Arial"/>
+          <w:lang w:val="ca-ES"/>
+        </w:rPr>
+        <w:t>always</w:t>
+      </w:r>
+      <w:proofErr w:type="spellEnd"/>
+      <w:r>
+        <w:rPr>
+          <w:rFonts w:ascii="Arial" w:hAnsi="Arial" w:cs="Arial"/>
+          <w:lang w:val="ca-ES"/>
+        </w:rPr>
+        <w:t xml:space="preserve"> </w:t>
+      </w:r>
+      <w:proofErr w:type="spellStart"/>
+      <w:r>
+        <w:rPr>
+          <w:rFonts w:ascii="Arial" w:hAnsi="Arial" w:cs="Arial"/>
+          <w:lang w:val="ca-ES"/>
+        </w:rPr>
+        <w:t>have</w:t>
+      </w:r>
+      <w:proofErr w:type="spellEnd"/>
+      <w:r>
+        <w:rPr>
+          <w:rFonts w:ascii="Arial" w:hAnsi="Arial" w:cs="Arial"/>
+          <w:lang w:val="ca-ES"/>
+        </w:rPr>
+        <w:t xml:space="preserve"> </w:t>
+      </w:r>
+      <w:proofErr w:type="spellStart"/>
+      <w:r>
+        <w:rPr>
+          <w:rFonts w:ascii="Arial" w:hAnsi="Arial" w:cs="Arial"/>
+          <w:lang w:val="ca-ES"/>
+        </w:rPr>
+        <w:t>an</w:t>
+      </w:r>
+      <w:proofErr w:type="spellEnd"/>
+      <w:r>
+        <w:rPr>
+          <w:rFonts w:ascii="Arial" w:hAnsi="Arial" w:cs="Arial"/>
+          <w:lang w:val="ca-ES"/>
+        </w:rPr>
+        <w:t xml:space="preserve"> </w:t>
+      </w:r>
+      <w:proofErr w:type="spellStart"/>
+      <w:r>
+        <w:rPr>
+          <w:rFonts w:ascii="Arial" w:hAnsi="Arial" w:cs="Arial"/>
+          <w:lang w:val="ca-ES"/>
+        </w:rPr>
+        <w:t>optimal</w:t>
+      </w:r>
+      <w:proofErr w:type="spellEnd"/>
+      <w:r>
+        <w:rPr>
+          <w:rFonts w:ascii="Arial" w:hAnsi="Arial" w:cs="Arial"/>
+          <w:lang w:val="ca-ES"/>
+        </w:rPr>
+        <w:t xml:space="preserve"> </w:t>
+      </w:r>
+      <w:proofErr w:type="spellStart"/>
+      <w:r>
+        <w:rPr>
+          <w:rFonts w:ascii="Arial" w:hAnsi="Arial" w:cs="Arial"/>
+          <w:lang w:val="ca-ES"/>
+        </w:rPr>
+        <w:t>path</w:t>
+      </w:r>
+      <w:proofErr w:type="spellEnd"/>
+      <w:r>
+        <w:rPr>
+          <w:rFonts w:ascii="Arial" w:hAnsi="Arial" w:cs="Arial"/>
+          <w:lang w:val="ca-ES"/>
+        </w:rPr>
+        <w:t xml:space="preserve"> </w:t>
+      </w:r>
+      <w:proofErr w:type="spellStart"/>
+      <w:r>
+        <w:rPr>
+          <w:rFonts w:ascii="Arial" w:hAnsi="Arial" w:cs="Arial"/>
+          <w:lang w:val="ca-ES"/>
+        </w:rPr>
+        <w:t>from</w:t>
+      </w:r>
+      <w:proofErr w:type="spellEnd"/>
+      <w:r>
+        <w:rPr>
+          <w:rFonts w:ascii="Arial" w:hAnsi="Arial" w:cs="Arial"/>
+          <w:lang w:val="ca-ES"/>
+        </w:rPr>
+        <w:t xml:space="preserve"> </w:t>
+      </w:r>
+      <w:proofErr w:type="spellStart"/>
+      <w:r>
+        <w:rPr>
+          <w:rFonts w:ascii="Arial" w:hAnsi="Arial" w:cs="Arial"/>
+          <w:lang w:val="ca-ES"/>
+        </w:rPr>
+        <w:t>the</w:t>
+      </w:r>
+      <w:proofErr w:type="spellEnd"/>
+      <w:r>
+        <w:rPr>
+          <w:rFonts w:ascii="Arial" w:hAnsi="Arial" w:cs="Arial"/>
+          <w:lang w:val="ca-ES"/>
+        </w:rPr>
+        <w:t xml:space="preserve"> </w:t>
+      </w:r>
+      <w:proofErr w:type="spellStart"/>
+      <w:r>
+        <w:rPr>
+          <w:rFonts w:ascii="Arial" w:hAnsi="Arial" w:cs="Arial"/>
+          <w:lang w:val="ca-ES"/>
+        </w:rPr>
+        <w:t>source</w:t>
+      </w:r>
+      <w:proofErr w:type="spellEnd"/>
+      <w:r>
+        <w:rPr>
+          <w:rFonts w:ascii="Arial" w:hAnsi="Arial" w:cs="Arial"/>
+          <w:lang w:val="ca-ES"/>
+        </w:rPr>
+        <w:t xml:space="preserve"> to </w:t>
+      </w:r>
+      <w:proofErr w:type="spellStart"/>
+      <w:r>
+        <w:rPr>
+          <w:rFonts w:ascii="Arial" w:hAnsi="Arial" w:cs="Arial"/>
+          <w:lang w:val="ca-ES"/>
+        </w:rPr>
+        <w:t>this</w:t>
+      </w:r>
+      <w:proofErr w:type="spellEnd"/>
+      <w:r>
+        <w:rPr>
+          <w:rFonts w:ascii="Arial" w:hAnsi="Arial" w:cs="Arial"/>
+          <w:lang w:val="ca-ES"/>
+        </w:rPr>
+        <w:t xml:space="preserve"> </w:t>
+      </w:r>
+      <w:proofErr w:type="spellStart"/>
+      <w:r>
+        <w:rPr>
+          <w:rFonts w:ascii="Arial" w:hAnsi="Arial" w:cs="Arial"/>
+          <w:lang w:val="ca-ES"/>
+        </w:rPr>
+        <w:t>vertex</w:t>
+      </w:r>
+      <w:proofErr w:type="spellEnd"/>
+      <w:r>
+        <w:rPr>
+          <w:rFonts w:ascii="Arial" w:hAnsi="Arial" w:cs="Arial"/>
+          <w:lang w:val="ca-ES"/>
+        </w:rPr>
+        <w:t xml:space="preserve">. So, </w:t>
+      </w:r>
+      <w:proofErr w:type="spellStart"/>
+      <w:r>
+        <w:rPr>
+          <w:rFonts w:ascii="Arial" w:hAnsi="Arial" w:cs="Arial"/>
+          <w:lang w:val="ca-ES"/>
+        </w:rPr>
+        <w:t>if</w:t>
+      </w:r>
+      <w:proofErr w:type="spellEnd"/>
+      <w:r>
+        <w:rPr>
+          <w:rFonts w:ascii="Arial" w:hAnsi="Arial" w:cs="Arial"/>
+          <w:lang w:val="ca-ES"/>
+        </w:rPr>
+        <w:t xml:space="preserve"> </w:t>
+      </w:r>
+      <w:proofErr w:type="spellStart"/>
+      <w:r>
+        <w:rPr>
+          <w:rFonts w:ascii="Arial" w:hAnsi="Arial" w:cs="Arial"/>
+          <w:lang w:val="ca-ES"/>
+        </w:rPr>
+        <w:t>we</w:t>
+      </w:r>
+      <w:proofErr w:type="spellEnd"/>
+      <w:r>
+        <w:rPr>
+          <w:rFonts w:ascii="Arial" w:hAnsi="Arial" w:cs="Arial"/>
+          <w:lang w:val="ca-ES"/>
+        </w:rPr>
+        <w:t xml:space="preserve"> </w:t>
+      </w:r>
+      <w:proofErr w:type="spellStart"/>
+      <w:r>
+        <w:rPr>
+          <w:rFonts w:ascii="Arial" w:hAnsi="Arial" w:cs="Arial"/>
+          <w:lang w:val="ca-ES"/>
+        </w:rPr>
+        <w:t>expand</w:t>
+      </w:r>
+      <w:proofErr w:type="spellEnd"/>
+      <w:r>
+        <w:rPr>
+          <w:rFonts w:ascii="Arial" w:hAnsi="Arial" w:cs="Arial"/>
+          <w:lang w:val="ca-ES"/>
+        </w:rPr>
+        <w:t xml:space="preserve"> </w:t>
+      </w:r>
+      <w:proofErr w:type="spellStart"/>
+      <w:r>
+        <w:rPr>
+          <w:rFonts w:ascii="Arial" w:hAnsi="Arial" w:cs="Arial"/>
+          <w:lang w:val="ca-ES"/>
+        </w:rPr>
+        <w:t>the</w:t>
+      </w:r>
+      <w:proofErr w:type="spellEnd"/>
+      <w:r>
+        <w:rPr>
+          <w:rFonts w:ascii="Arial" w:hAnsi="Arial" w:cs="Arial"/>
+          <w:lang w:val="ca-ES"/>
+        </w:rPr>
+        <w:t xml:space="preserve"> </w:t>
+      </w:r>
+      <w:proofErr w:type="spellStart"/>
+      <w:r>
+        <w:rPr>
+          <w:rFonts w:ascii="Arial" w:hAnsi="Arial" w:cs="Arial"/>
+          <w:lang w:val="ca-ES"/>
+        </w:rPr>
+        <w:t>target</w:t>
+      </w:r>
+      <w:proofErr w:type="spellEnd"/>
+      <w:r>
+        <w:rPr>
+          <w:rFonts w:ascii="Arial" w:hAnsi="Arial" w:cs="Arial"/>
+          <w:lang w:val="ca-ES"/>
+        </w:rPr>
+        <w:t xml:space="preserve"> </w:t>
+      </w:r>
+      <w:proofErr w:type="spellStart"/>
+      <w:r>
+        <w:rPr>
+          <w:rFonts w:ascii="Arial" w:hAnsi="Arial" w:cs="Arial"/>
+          <w:lang w:val="ca-ES"/>
+        </w:rPr>
+        <w:t>vertex</w:t>
+      </w:r>
+      <w:proofErr w:type="spellEnd"/>
+      <w:r>
+        <w:rPr>
+          <w:rFonts w:ascii="Arial" w:hAnsi="Arial" w:cs="Arial"/>
+          <w:lang w:val="ca-ES"/>
+        </w:rPr>
+        <w:t xml:space="preserve">, </w:t>
+      </w:r>
+      <w:proofErr w:type="spellStart"/>
+      <w:r>
+        <w:rPr>
+          <w:rFonts w:ascii="Arial" w:hAnsi="Arial" w:cs="Arial"/>
+          <w:lang w:val="ca-ES"/>
+        </w:rPr>
+        <w:t>we</w:t>
+      </w:r>
+      <w:proofErr w:type="spellEnd"/>
+      <w:r>
+        <w:rPr>
+          <w:rFonts w:ascii="Arial" w:hAnsi="Arial" w:cs="Arial"/>
+          <w:lang w:val="ca-ES"/>
+        </w:rPr>
+        <w:t xml:space="preserve"> can stop </w:t>
+      </w:r>
+      <w:proofErr w:type="spellStart"/>
+      <w:r>
+        <w:rPr>
+          <w:rFonts w:ascii="Arial" w:hAnsi="Arial" w:cs="Arial"/>
+          <w:lang w:val="ca-ES"/>
+        </w:rPr>
+        <w:t>the</w:t>
+      </w:r>
+      <w:proofErr w:type="spellEnd"/>
+      <w:r>
+        <w:rPr>
+          <w:rFonts w:ascii="Arial" w:hAnsi="Arial" w:cs="Arial"/>
+          <w:lang w:val="ca-ES"/>
+        </w:rPr>
+        <w:t xml:space="preserve"> </w:t>
+      </w:r>
+      <w:proofErr w:type="spellStart"/>
+      <w:r>
+        <w:rPr>
+          <w:rFonts w:ascii="Arial" w:hAnsi="Arial" w:cs="Arial"/>
+          <w:lang w:val="ca-ES"/>
+        </w:rPr>
+        <w:t>algorithm</w:t>
+      </w:r>
+      <w:proofErr w:type="spellEnd"/>
+      <w:r>
+        <w:rPr>
+          <w:rFonts w:ascii="Arial" w:hAnsi="Arial" w:cs="Arial"/>
+          <w:lang w:val="ca-ES"/>
+        </w:rPr>
+        <w:t>.</w:t>
+      </w:r>
+    </w:p>
+    <w:p>
+      <w:pPr>
+        <w:rPr>
+          <w:rFonts w:ascii="Arial" w:hAnsi="Arial" w:cs="Arial"/>
+          <w:lang w:val="ca-ES"/>
+        </w:rPr>
+      </w:pPr>
+    </w:p>
+    <w:p>
+      <w:pPr>
+        <w:rPr>
+          <w:rFonts w:ascii="Arial" w:hAnsi="Arial" w:cs="Arial"/>
+          <w:lang w:val="ca-ES"/>
+        </w:rPr>
+      </w:pPr>
+      <w:r>
+        <w:rPr>
+          <w:rFonts w:ascii="Arial" w:hAnsi="Arial" w:cs="Arial"/>
+          <w:lang w:val="ca-ES"/>
+        </w:rPr>
+        <w:t>Resultats</w:t>
+      </w:r>
+    </w:p>
+    <w:p>
+      <w:pPr>
+        <w:rPr>
+          <w:rFonts w:ascii="Arial" w:hAnsi="Arial" w:cs="Arial"/>
+        </w:rPr>
+      </w:pPr>
+      <w:r>
+        <w:rPr>
+          <w:rFonts w:ascii="Arial" w:hAnsi="Arial" w:cs="Arial"/>
+          <w:lang w:val="ca-ES"/>
+        </w:rPr>
+        <w:t xml:space="preserve">Fent </w:t>
+      </w:r>
+      <w:proofErr w:type="spellStart"/>
+      <w:r>
+        <w:rPr>
+          <w:rFonts w:ascii="Arial" w:hAnsi="Arial" w:cs="Arial"/>
+          <w:lang w:val="ca-ES"/>
+        </w:rPr>
+        <w:t>source</w:t>
+      </w:r>
+      <w:proofErr w:type="spellEnd"/>
+      <w:r>
+        <w:rPr>
+          <w:rFonts w:ascii="Arial" w:hAnsi="Arial" w:cs="Arial"/>
+          <w:lang w:val="ca-ES"/>
+        </w:rPr>
+        <w:t>=’</w:t>
+      </w:r>
+      <w:r>
+        <w:rPr>
+          <w:rFonts w:ascii="Arial" w:hAnsi="Arial" w:cs="Arial"/>
+        </w:rPr>
+        <w:t>E.11101</w:t>
+      </w:r>
+      <w:r>
+        <w:rPr>
+          <w:rFonts w:ascii="Arial" w:hAnsi="Arial" w:cs="Arial"/>
+          <w:lang w:val="ca-ES"/>
+        </w:rPr>
+        <w:t xml:space="preserve">’ (entrada d’Hospital de Bellvitge) i </w:t>
+      </w:r>
+      <w:proofErr w:type="spellStart"/>
+      <w:r>
+        <w:rPr>
+          <w:rFonts w:ascii="Arial" w:hAnsi="Arial" w:cs="Arial"/>
+          <w:lang w:val="ca-ES"/>
+        </w:rPr>
+        <w:t>target</w:t>
+      </w:r>
+      <w:proofErr w:type="spellEnd"/>
+      <w:r>
+        <w:rPr>
+          <w:rFonts w:ascii="Arial" w:hAnsi="Arial" w:cs="Arial"/>
+          <w:lang w:val="ca-ES"/>
+        </w:rPr>
+        <w:t>=’</w:t>
+      </w:r>
+      <w:r>
+        <w:rPr>
+          <w:rFonts w:ascii="Arial" w:hAnsi="Arial" w:cs="Arial"/>
+        </w:rPr>
+        <w:t>E.14001</w:t>
+      </w:r>
+      <w:r>
+        <w:rPr>
+          <w:rFonts w:ascii="Arial" w:hAnsi="Arial" w:cs="Arial"/>
+          <w:lang w:val="ca-ES"/>
+        </w:rPr>
+        <w:t xml:space="preserve">’ (entrada de L1-Fondo), </w:t>
+      </w:r>
+      <w:r>
+        <w:rPr>
+          <w:rFonts w:ascii="Arial" w:hAnsi="Arial" w:cs="Arial"/>
+          <w:lang w:val="ca-ES"/>
+        </w:rPr>
+        <w:t xml:space="preserve">trobem una ruta de 47 min i 28s fent varis transbords. A </w:t>
+      </w:r>
+      <w:proofErr w:type="spellStart"/>
+      <w:r>
+        <w:rPr>
+          <w:rFonts w:ascii="Arial" w:hAnsi="Arial" w:cs="Arial"/>
+          <w:lang w:val="ca-ES"/>
+        </w:rPr>
+        <w:t>google</w:t>
+      </w:r>
+      <w:proofErr w:type="spellEnd"/>
+      <w:r>
+        <w:rPr>
+          <w:rFonts w:ascii="Arial" w:hAnsi="Arial" w:cs="Arial"/>
+          <w:lang w:val="ca-ES"/>
+        </w:rPr>
+        <w:t xml:space="preserve"> </w:t>
+      </w:r>
+      <w:proofErr w:type="spellStart"/>
+      <w:r>
+        <w:rPr>
+          <w:rFonts w:ascii="Arial" w:hAnsi="Arial" w:cs="Arial"/>
+          <w:lang w:val="ca-ES"/>
+        </w:rPr>
+        <w:t>maps</w:t>
+      </w:r>
+      <w:proofErr w:type="spellEnd"/>
+      <w:r>
+        <w:rPr>
+          <w:rFonts w:ascii="Arial" w:hAnsi="Arial" w:cs="Arial"/>
+          <w:lang w:val="ca-ES"/>
+        </w:rPr>
+        <w:t xml:space="preserve"> surt una ruta de 48 min sense fer cap transbord, però cal recalcar que aquesta no inclou els traslladats a les dues entrades </w:t>
+      </w:r>
+      <w:proofErr w:type="spellStart"/>
+      <w:r>
+        <w:rPr>
+          <w:rFonts w:ascii="Arial" w:hAnsi="Arial" w:cs="Arial"/>
+          <w:lang w:val="ca-ES"/>
+        </w:rPr>
+        <w:t>osigui</w:t>
+      </w:r>
+      <w:proofErr w:type="spellEnd"/>
+      <w:r>
+        <w:rPr>
+          <w:rFonts w:ascii="Arial" w:hAnsi="Arial" w:cs="Arial"/>
+          <w:lang w:val="ca-ES"/>
+        </w:rPr>
+        <w:t xml:space="preserve"> que realment s’haurien d’afegir dos minuts més. Com sempre cal recalcar que el nostre temps final obtingut és en el millor dels casos en el qual mai t’has d’esperar a que arribi el metro.</w:t>
       </w:r>
     </w:p>
     <w:p>
@@ -224,11 +1697,104 @@
         <w:ind w:firstLine="720"/>
         <w:rPr>
           <w:rFonts w:ascii="Arial" w:hAnsi="Arial" w:cs="Arial"/>
-        </w:rPr>
-      </w:pPr>
-      <w:r>
-        <w:rPr>
-          <w:rFonts w:ascii="Arial" w:hAnsi="Arial" w:cs="Arial"/>
+          <w:lang w:val="ca-ES"/>
+        </w:rPr>
+      </w:pPr>
+    </w:p>
+    <w:p>
+      <w:pPr>
+        <w:ind w:firstLine="720"/>
+        <w:rPr>
+          <w:rFonts w:ascii="Arial" w:hAnsi="Arial" w:cs="Arial"/>
+          <w:lang w:val="ca-ES"/>
+        </w:rPr>
+      </w:pPr>
+    </w:p>
+    <w:p>
+      <w:pPr>
+        <w:ind w:firstLine="720"/>
+        <w:rPr>
+          <w:rFonts w:ascii="Arial" w:hAnsi="Arial" w:cs="Arial"/>
+          <w:lang w:val="ca-ES"/>
+        </w:rPr>
+      </w:pPr>
+    </w:p>
+    <w:p>
+      <w:pPr>
+        <w:pBdr>
+          <w:bottom w:val="single" w:sz="6" w:space="1" w:color="auto"/>
+        </w:pBdr>
+        <w:ind w:firstLine="720"/>
+        <w:rPr>
+          <w:rFonts w:ascii="Arial" w:hAnsi="Arial" w:cs="Arial"/>
+          <w:lang w:val="ca-ES"/>
+        </w:rPr>
+      </w:pPr>
+    </w:p>
+    <w:p>
+      <w:pPr>
+        <w:ind w:firstLine="720"/>
+        <w:rPr>
+          <w:rFonts w:ascii="Arial" w:hAnsi="Arial" w:cs="Arial"/>
+          <w:lang w:val="ca-ES"/>
+        </w:rPr>
+      </w:pPr>
+    </w:p>
+    <w:p>
+      <w:pPr>
+        <w:rPr>
+          <w:rFonts w:ascii="Arial" w:hAnsi="Arial" w:cs="Arial"/>
+          <w:color w:val="BFBFBF" w:themeColor="background1" w:themeShade="BF"/>
+          <w:lang w:val="ca-ES"/>
+        </w:rPr>
+      </w:pPr>
+      <w:r>
+        <w:rPr>
+          <w:rFonts w:ascii="Arial" w:hAnsi="Arial" w:cs="Arial"/>
+          <w:color w:val="BFBFBF" w:themeColor="background1" w:themeShade="BF"/>
+          <w:lang w:val="ca-ES"/>
+        </w:rPr>
+        <w:t xml:space="preserve">Primer de tot cal remarcar que no té sentit basar-me en l’ordre de la complexitat computacional de les quatre estratègies presentades a (REF LL.A.) perquè aquesta és asimptòtica i el nostre graf és fix i amb unes característiques concretes (esmentades </w:t>
+      </w:r>
+      <w:proofErr w:type="spellStart"/>
+      <w:r>
+        <w:rPr>
+          <w:rFonts w:ascii="Arial" w:hAnsi="Arial" w:cs="Arial"/>
+          <w:color w:val="BFBFBF" w:themeColor="background1" w:themeShade="BF"/>
+          <w:lang w:val="ca-ES"/>
+        </w:rPr>
+        <w:t>adalt</w:t>
+      </w:r>
+      <w:proofErr w:type="spellEnd"/>
+      <w:r>
+        <w:rPr>
+          <w:rFonts w:ascii="Arial" w:hAnsi="Arial" w:cs="Arial"/>
+          <w:color w:val="BFBFBF" w:themeColor="background1" w:themeShade="BF"/>
+          <w:lang w:val="ca-ES"/>
+        </w:rPr>
+        <w:t xml:space="preserve">). Encara que el codi estigui fet per ser escalable, una xarxa de metro d’una altra ciutat també complirà amb aquesta característica ja que aquests tipus de grafs són connexos però les connexions no són força comunes. Per tant, no em serveix fixar-me en grafs en els què la proporció de arestes i nombre màxim d’arestes no és semblant. </w:t>
+      </w:r>
+    </w:p>
+    <w:p>
+      <w:pPr>
+        <w:rPr>
+          <w:rFonts w:ascii="Arial" w:hAnsi="Arial" w:cs="Arial"/>
+          <w:lang w:val="ca-ES"/>
+        </w:rPr>
+      </w:pPr>
+    </w:p>
+    <w:p>
+      <w:pPr>
+        <w:ind w:firstLine="720"/>
+        <w:rPr>
+          <w:rFonts w:ascii="Arial" w:hAnsi="Arial" w:cs="Arial"/>
+          <w:lang w:val="ca-ES"/>
+        </w:rPr>
+      </w:pPr>
+      <w:r>
+        <w:rPr>
+          <w:rFonts w:ascii="Arial" w:hAnsi="Arial" w:cs="Arial"/>
+          <w:lang w:val="ca-ES"/>
         </w:rPr>
         <w:t xml:space="preserve"> </w:t>
       </w:r>

--- a/.docu/Algoritmes per trobar una ruta òptima/Dijkstra.docx
+++ b/.docu/Algoritmes per trobar una ruta òptima/Dijkstra.docx
@@ -658,14 +658,7 @@
           <w:rFonts w:ascii="Arial" w:hAnsi="Arial" w:cs="Arial"/>
           <w:lang w:val="ca-ES"/>
         </w:rPr>
-        <w:t xml:space="preserve"> </w:t>
-      </w:r>
-      <w:r>
-        <w:rPr>
-          <w:rFonts w:ascii="Arial" w:hAnsi="Arial" w:cs="Arial"/>
-          <w:lang w:val="ca-ES"/>
-        </w:rPr>
-        <w:t xml:space="preserve">Explicació fórmules parent i </w:t>
+        <w:t xml:space="preserve"> Explicació fórmules parent i </w:t>
       </w:r>
       <w:proofErr w:type="spellStart"/>
       <w:r>
@@ -1132,7 +1125,67 @@
           <w:rFonts w:ascii="Arial" w:hAnsi="Arial" w:cs="Arial"/>
           <w:lang w:val="ca-ES"/>
         </w:rPr>
-        <w:t>Basat en la diapositiva 29 (pàgina 37), fet 2:</w:t>
+        <w:t>Basat en la diapositiva 29 (</w:t>
+      </w:r>
+      <w:proofErr w:type="spellStart"/>
+      <w:r>
+        <w:rPr>
+          <w:rFonts w:ascii="Arial" w:hAnsi="Arial" w:cs="Arial"/>
+          <w:lang w:val="ca-ES"/>
+        </w:rPr>
+        <w:t>diapo</w:t>
+      </w:r>
+      <w:proofErr w:type="spellEnd"/>
+      <w:r>
+        <w:rPr>
+          <w:rFonts w:ascii="Arial" w:hAnsi="Arial" w:cs="Arial"/>
+          <w:lang w:val="ca-ES"/>
+        </w:rPr>
+        <w:t xml:space="preserve"> </w:t>
+      </w:r>
+      <w:r>
+        <w:rPr>
+          <w:rFonts w:ascii="Arial" w:hAnsi="Arial" w:cs="Arial"/>
+          <w:lang w:val="ca-ES"/>
+        </w:rPr>
+        <w:t>29</w:t>
+      </w:r>
+      <w:r>
+        <w:rPr>
+          <w:rFonts w:ascii="Arial" w:hAnsi="Arial" w:cs="Arial"/>
+          <w:lang w:val="ca-ES"/>
+        </w:rPr>
+        <w:t>), fet 2</w:t>
+      </w:r>
+      <w:r>
+        <w:rPr>
+          <w:rFonts w:ascii="Arial" w:hAnsi="Arial" w:cs="Arial"/>
+          <w:lang w:val="ca-ES"/>
+        </w:rPr>
+        <w:t xml:space="preserve"> i segon paràgraf de la introducció (</w:t>
+      </w:r>
+      <w:proofErr w:type="spellStart"/>
+      <w:r>
+        <w:rPr>
+          <w:rFonts w:ascii="Arial" w:hAnsi="Arial" w:cs="Arial"/>
+          <w:lang w:val="ca-ES"/>
+        </w:rPr>
+        <w:t>diapo</w:t>
+      </w:r>
+      <w:proofErr w:type="spellEnd"/>
+      <w:r>
+        <w:rPr>
+          <w:rFonts w:ascii="Arial" w:hAnsi="Arial" w:cs="Arial"/>
+          <w:lang w:val="ca-ES"/>
+        </w:rPr>
+        <w:t xml:space="preserve"> 17)</w:t>
+      </w:r>
+      <w:r>
+        <w:rPr>
+          <w:rFonts w:ascii="Arial" w:hAnsi="Arial" w:cs="Arial"/>
+          <w:lang w:val="ca-ES"/>
+        </w:rPr>
+        <w:t>:</w:t>
       </w:r>
     </w:p>
     <w:p>
@@ -1540,6 +1593,58 @@
           <w:lang w:val="ca-ES"/>
         </w:rPr>
         <w:t>.</w:t>
+      </w:r>
+    </w:p>
+    <w:p>
+      <w:pPr>
+        <w:ind w:firstLine="720"/>
+        <w:rPr>
+          <w:rFonts w:ascii="Arial" w:hAnsi="Arial" w:cs="Arial"/>
+        </w:rPr>
+      </w:pPr>
+      <w:r>
+        <w:rPr>
+          <w:rFonts w:ascii="Arial" w:hAnsi="Arial" w:cs="Arial"/>
+          <w:lang w:val="ca-ES"/>
+        </w:rPr>
+        <w:sym w:font="Wingdings" w:char="F0E0"/>
+      </w:r>
+      <w:r>
+        <w:rPr>
+          <w:rFonts w:ascii="Arial" w:hAnsi="Arial" w:cs="Arial"/>
+          <w:lang w:val="ca-ES"/>
+        </w:rPr>
+        <w:t xml:space="preserve"> </w:t>
+      </w:r>
+      <w:r>
+        <w:rPr>
+          <w:rFonts w:ascii="Arial" w:hAnsi="Arial" w:cs="Arial"/>
+        </w:rPr>
+        <w:t>It can also solve the routing problem by stopping the algorithm</w:t>
+      </w:r>
+      <w:r>
+        <w:rPr>
+          <w:rFonts w:ascii="Arial" w:hAnsi="Arial" w:cs="Arial"/>
+        </w:rPr>
+        <w:t xml:space="preserve"> </w:t>
+      </w:r>
+      <w:r>
+        <w:rPr>
+          <w:rFonts w:ascii="Arial" w:hAnsi="Arial" w:cs="Arial"/>
+        </w:rPr>
+        <w:t>once the shortest path to the destination node has been</w:t>
+      </w:r>
+      <w:r>
+        <w:rPr>
+          <w:rFonts w:ascii="Arial" w:hAnsi="Arial" w:cs="Arial"/>
+        </w:rPr>
+        <w:t xml:space="preserve"> </w:t>
+      </w:r>
+      <w:r>
+        <w:rPr>
+          <w:rFonts w:ascii="Arial" w:hAnsi="Arial" w:cs="Arial"/>
+        </w:rPr>
+        <w:t>determined.</w:t>
       </w:r>
     </w:p>
     <w:p>
@@ -1733,7 +1838,66 @@
     </w:p>
     <w:p>
       <w:pPr>
-        <w:ind w:firstLine="720"/>
+        <w:rPr>
+          <w:rFonts w:ascii="Arial" w:hAnsi="Arial" w:cs="Arial"/>
+          <w:lang w:val="ca-ES"/>
+        </w:rPr>
+      </w:pPr>
+      <w:r>
+        <w:rPr>
+          <w:rFonts w:ascii="Arial" w:hAnsi="Arial" w:cs="Arial"/>
+        </w:rPr>
+        <w:t xml:space="preserve">En algoritmos como </w:t>
+      </w:r>
+      <w:r>
+        <w:rPr>
+          <w:rFonts w:ascii="Arial" w:hAnsi="Arial" w:cs="Arial"/>
+          <w:i/>
+          <w:iCs/>
+        </w:rPr>
+        <w:t>Dijkstra</w:t>
+      </w:r>
+      <w:r>
+        <w:rPr>
+          <w:rFonts w:ascii="Arial" w:hAnsi="Arial" w:cs="Arial"/>
+        </w:rPr>
+        <w:t xml:space="preserve"> o </w:t>
+      </w:r>
+      <w:r>
+        <w:rPr>
+          <w:rFonts w:ascii="Arial" w:hAnsi="Arial" w:cs="Arial"/>
+          <w:i/>
+          <w:iCs/>
+        </w:rPr>
+        <w:t>Bellman-Ford</w:t>
+      </w:r>
+      <w:r>
+        <w:rPr>
+          <w:rFonts w:ascii="Arial" w:hAnsi="Arial" w:cs="Arial"/>
+        </w:rPr>
+        <w:t>, el paso de relajación (RELAX) actualiza el costo estimado para llegar a un nodo vecino. Comprueba si pasar por el nodo actual representa una ruta más corta que la encontrada anteriormente.</w:t>
+      </w:r>
+      <w:r>
+        <w:rPr>
+          <w:rFonts w:ascii="Arial" w:hAnsi="Arial" w:cs="Arial"/>
+        </w:rPr>
+        <w:t xml:space="preserve"> </w:t>
+      </w:r>
+      <w:r>
+        <w:rPr>
+          <w:rFonts w:ascii="Arial" w:hAnsi="Arial" w:cs="Arial"/>
+        </w:rPr>
+        <w:sym w:font="Wingdings" w:char="F0DF"/>
+      </w:r>
+      <w:r>
+        <w:rPr>
+          <w:rFonts w:ascii="Arial" w:hAnsi="Arial" w:cs="Arial"/>
+        </w:rPr>
+        <w:t xml:space="preserve"> SI ÉS MÉS RELAXANT ANAR PER UN ALTRE LLOC</w:t>
+      </w:r>
+    </w:p>
+    <w:p>
+      <w:pPr>
         <w:rPr>
           <w:rFonts w:ascii="Arial" w:hAnsi="Arial" w:cs="Arial"/>
           <w:lang w:val="ca-ES"/>

--- a/.docu/Algoritmes per trobar una ruta òptima/Dijkstra.docx
+++ b/.docu/Algoritmes per trobar una ruta òptima/Dijkstra.docx
@@ -359,7 +359,21 @@
           <w:rFonts w:ascii="Arial" w:hAnsi="Arial" w:cs="Arial"/>
           <w:lang w:val="ca-ES"/>
         </w:rPr>
-        <w:t xml:space="preserve"> només trigava 1ms en executar-se. Com aquest treball no es basa únicament en la programació</w:t>
+        <w:t xml:space="preserve"> només trigava </w:t>
+      </w:r>
+      <w:r>
+        <w:rPr>
+          <w:rFonts w:ascii="Arial" w:hAnsi="Arial" w:cs="Arial"/>
+          <w:lang w:val="ca-ES"/>
+        </w:rPr>
+        <w:t>0.7</w:t>
+      </w:r>
+      <w:r>
+        <w:rPr>
+          <w:rFonts w:ascii="Arial" w:hAnsi="Arial" w:cs="Arial"/>
+          <w:lang w:val="ca-ES"/>
+        </w:rPr>
+        <w:t>ms en executar-se. Com aquest treball no es basa únicament en la programació</w:t>
       </w:r>
       <w:r>
         <w:rPr>
@@ -1646,6 +1660,131 @@
         </w:rPr>
         <w:t>determined.</w:t>
       </w:r>
+    </w:p>
+    <w:p>
+      <w:pPr>
+        <w:rPr>
+          <w:rFonts w:ascii="Arial" w:hAnsi="Arial" w:cs="Arial"/>
+        </w:rPr>
+      </w:pPr>
+    </w:p>
+    <w:p>
+      <w:pPr>
+        <w:rPr>
+          <w:rFonts w:ascii="Arial" w:hAnsi="Arial" w:cs="Arial"/>
+        </w:rPr>
+      </w:pPr>
+      <w:r>
+        <w:rPr>
+          <w:rFonts w:ascii="Arial" w:hAnsi="Arial" w:cs="Arial"/>
+        </w:rPr>
+        <w:t>Pel Teorema de la convergència, la llista dist tindrà els shortest paths des de la source per tots els vèrtexs accessibles des de la source, els que no ho siguin s’hauran quedat amb el infinit del principi. En el moment que fem aquesta versió i “tallem” el Dijkstra una vegada el target s’ha extret, no a tots els nodes amb distància diferent d’infinit se’ls hi haurà trobat el shortest path. Només pels nodes que han sigut extrets de la pila sí podrem dir que aquella distància és la òptima. Pels que la seva distància no és infinit però no han sigut extrets mai (a la llista expanded encara tenen False), només podem dir que aquella és la distància trobada per un camí fins al moment perquè en algun moment han entrat al relaxation step però al no ser extrets res ens assegura que sigui la òptima.</w:t>
+      </w:r>
+    </w:p>
+    <w:p>
+      <w:pPr>
+        <w:rPr>
+          <w:rFonts w:ascii="Arial" w:hAnsi="Arial" w:cs="Arial"/>
+          <w:b/>
+          <w:bCs/>
+        </w:rPr>
+      </w:pPr>
+      <w:r>
+        <w:rPr>
+          <w:rFonts w:ascii="Arial" w:hAnsi="Arial" w:cs="Arial"/>
+          <w:b/>
+          <w:bCs/>
+        </w:rPr>
+        <w:lastRenderedPageBreak/>
+        <w:t>Output</w:t>
+      </w:r>
+    </w:p>
+    <w:p>
+      <w:pPr>
+        <w:rPr>
+          <w:rFonts w:ascii="Arial" w:hAnsi="Arial" w:cs="Arial"/>
+        </w:rPr>
+      </w:pPr>
+      <w:r>
+        <w:rPr>
+          <w:rFonts w:ascii="Arial" w:hAnsi="Arial" w:cs="Arial"/>
+        </w:rPr>
+        <w:t>Sabem que per un optimum weight no es té per què donar unicitat en els minimals paths (REF observation diapo 9 LL.A.).</w:t>
+      </w:r>
+    </w:p>
+    <w:p>
+      <w:pPr>
+        <w:rPr>
+          <w:rFonts w:ascii="Arial" w:hAnsi="Arial" w:cs="Arial"/>
+        </w:rPr>
+      </w:pPr>
+      <w:r>
+        <w:rPr>
+          <w:rFonts w:ascii="Arial" w:hAnsi="Arial" w:cs="Arial"/>
+        </w:rPr>
+        <w:t xml:space="preserve">Per com està construït l’algoritme, només busquem UN minimal path i no es mira si n’hi ha més. Això és important recalcar-ho perquè en el moment d’ensenyar el shortest path aquest pot no ser únic. </w:t>
+      </w:r>
+    </w:p>
+    <w:p>
+      <w:pPr>
+        <w:rPr>
+          <w:rFonts w:ascii="Arial" w:hAnsi="Arial" w:cs="Arial"/>
+        </w:rPr>
+      </w:pPr>
+      <w:r>
+        <w:rPr>
+          <w:rFonts w:ascii="Arial" w:hAnsi="Arial" w:cs="Arial"/>
+        </w:rPr>
+        <w:t xml:space="preserve">Aquest fet, però sí afecta a la pregunta i l’objectiu del treball ja que volíem trobar la ruta més ràpida (sota certes condicions) en les mínimes iteracions i pot ser que un altre minimal path tingui menys iteracions. De totes maneres, per la metodologia emprada ens exposem a aquest “error” o “inconsistència”. </w:t>
+      </w:r>
+      <w:r>
+        <w:rPr>
+          <w:rFonts w:ascii="Arial" w:hAnsi="Arial" w:cs="Arial"/>
+        </w:rPr>
+        <w:sym w:font="Wingdings" w:char="F0DF"/>
+      </w:r>
+      <w:r>
+        <w:rPr>
+          <w:rFonts w:ascii="Arial" w:hAnsi="Arial" w:cs="Arial"/>
+        </w:rPr>
+        <w:t xml:space="preserve"> IMPORTANT!!!!</w:t>
+      </w:r>
+    </w:p>
+    <w:p>
+      <w:pPr>
+        <w:rPr>
+          <w:rFonts w:ascii="Arial" w:hAnsi="Arial" w:cs="Arial"/>
+        </w:rPr>
+      </w:pPr>
+    </w:p>
+    <w:p>
+      <w:pPr>
+        <w:rPr>
+          <w:rFonts w:ascii="Arial" w:hAnsi="Arial" w:cs="Arial"/>
+          <w:color w:val="BFBFBF" w:themeColor="background1" w:themeShade="BF"/>
+        </w:rPr>
+      </w:pPr>
+      <w:r>
+        <w:rPr>
+          <w:rFonts w:ascii="Arial" w:hAnsi="Arial" w:cs="Arial"/>
+          <w:color w:val="BFBFBF" w:themeColor="background1" w:themeShade="BF"/>
+        </w:rPr>
+        <w:t xml:space="preserve">Aquesta dicotomia o ambivalència es pot donar sobretot </w:t>
+      </w:r>
+    </w:p>
+    <w:p>
+      <w:pPr>
+        <w:rPr>
+          <w:rFonts w:ascii="Arial" w:hAnsi="Arial" w:cs="Arial"/>
+        </w:rPr>
+      </w:pPr>
+    </w:p>
+    <w:p>
+      <w:pPr>
+        <w:rPr>
+          <w:rFonts w:ascii="Arial" w:hAnsi="Arial" w:cs="Arial"/>
+        </w:rPr>
+      </w:pPr>
     </w:p>
     <w:p>
       <w:pPr>
@@ -1936,7 +2075,16 @@
           <w:color w:val="BFBFBF" w:themeColor="background1" w:themeShade="BF"/>
           <w:lang w:val="ca-ES"/>
         </w:rPr>
-        <w:t xml:space="preserve">). Encara que el codi estigui fet per ser escalable, una xarxa de metro d’una altra ciutat també complirà amb aquesta característica ja que aquests tipus de grafs són connexos però les connexions no són força comunes. Per tant, no em serveix fixar-me en grafs en els què la proporció de arestes i nombre màxim d’arestes no és semblant. </w:t>
+        <w:t xml:space="preserve">). Encara que el codi estigui fet per ser escalable, una xarxa de </w:t>
+      </w:r>
+      <w:r>
+        <w:rPr>
+          <w:rFonts w:ascii="Arial" w:hAnsi="Arial" w:cs="Arial"/>
+          <w:color w:val="BFBFBF" w:themeColor="background1" w:themeShade="BF"/>
+          <w:lang w:val="ca-ES"/>
+        </w:rPr>
+        <w:lastRenderedPageBreak/>
+        <w:t xml:space="preserve">metro d’una altra ciutat també complirà amb aquesta característica ja que aquests tipus de grafs són connexos però les connexions no són força comunes. Per tant, no em serveix fixar-me en grafs en els què la proporció de arestes i nombre màxim d’arestes no és semblant. </w:t>
       </w:r>
     </w:p>
     <w:p>
@@ -2576,6 +2724,7 @@
   <w:style w:type="character" w:default="1" w:styleId="DefaultParagraphFont">
     <w:name w:val="Default Paragraph Font"/>
     <w:uiPriority w:val="1"/>
+    <w:semiHidden/>
     <w:unhideWhenUsed/>
   </w:style>
   <w:style w:type="table" w:default="1" w:styleId="TableNormal">
